--- a/docs/SECURITY_AUDIT_2026.docx
+++ b/docs/SECURITY_AUDIT_2026.docx
@@ -21294,7 +21294,7 @@
       </w:r>
     </w:p>
     <w:bookmarkEnd w:id="93"/>
-    <w:bookmarkStart w:id="94" w:name="X16ab5dd411abc93bee9bd48616388f09b819264"/>
+    <w:bookmarkStart w:id="94" w:name="Xdf7a33edc0f42c5ea9c99063b058bff8f12c010"/>
     <w:p>
       <w:pPr>
         <w:pStyle w:val="Heading3"/>
@@ -21323,6 +21323,22 @@
           <w:bCs/>
         </w:rPr>
         <w:t xml:space="preserve">INFO</w:t>
+      </w:r>
+      <w:r>
+        <w:t xml:space="preserve"> </w:t>
+      </w:r>
+      <w:r>
+        <w:t xml:space="preserve">·</w:t>
+      </w:r>
+      <w:r>
+        <w:t xml:space="preserve"> </w:t>
+      </w:r>
+      <w:r>
+        <w:rPr>
+          <w:b/>
+          <w:bCs/>
+        </w:rPr>
+        <w:t xml:space="preserve">Status: FIXED (2026-09-07)</w:t>
       </w:r>
     </w:p>
     <w:p>
@@ -21459,6 +21475,537 @@
       </w:r>
       <w:r>
         <w:t xml:space="preserve">.</w:t>
+      </w:r>
+    </w:p>
+    <w:p>
+      <w:pPr>
+        <w:pStyle w:val="FirstParagraph"/>
+      </w:pPr>
+      <w:r>
+        <w:rPr>
+          <w:b/>
+          <w:bCs/>
+        </w:rPr>
+        <w:t xml:space="preserve">What shipped (2026-09-07):</w:t>
+      </w:r>
+      <w:r>
+        <w:t xml:space="preserve"> </w:t>
+      </w:r>
+      <w:r>
+        <w:t xml:space="preserve">-</w:t>
+      </w:r>
+      <w:r>
+        <w:t xml:space="preserve"> </w:t>
+      </w:r>
+      <w:r>
+        <w:rPr>
+          <w:b/>
+          <w:bCs/>
+        </w:rPr>
+        <w:t xml:space="preserve">Full-history secret scan</w:t>
+      </w:r>
+      <w:r>
+        <w:t xml:space="preserve"> </w:t>
+      </w:r>
+      <w:r>
+        <w:t xml:space="preserve">—</w:t>
+      </w:r>
+      <w:r>
+        <w:t xml:space="preserve"> </w:t>
+      </w:r>
+      <w:r>
+        <w:rPr>
+          <w:rStyle w:val="VerbatimChar"/>
+        </w:rPr>
+        <w:t xml:space="preserve">detect-secrets</w:t>
+      </w:r>
+      <w:r>
+        <w:t xml:space="preserve"> </w:t>
+      </w:r>
+      <w:r>
+        <w:t xml:space="preserve">over every tracked file plus a pattern sweep of the entire commit history of the main repo and the</w:t>
+      </w:r>
+      <w:r>
+        <w:t xml:space="preserve"> </w:t>
+      </w:r>
+      <w:r>
+        <w:rPr>
+          <w:rStyle w:val="VerbatimChar"/>
+        </w:rPr>
+        <w:t xml:space="preserve">riseupkids-sale</w:t>
+      </w:r>
+      <w:r>
+        <w:t xml:space="preserve"> </w:t>
+      </w:r>
+      <w:r>
+        <w:t xml:space="preserve">submodule.</w:t>
+      </w:r>
+      <w:r>
+        <w:t xml:space="preserve"> </w:t>
+      </w:r>
+      <w:r>
+        <w:rPr>
+          <w:b/>
+          <w:bCs/>
+        </w:rPr>
+        <w:t xml:space="preserve">No true secret found anywhere in history or working tree</w:t>
+      </w:r>
+      <w:r>
+        <w:t xml:space="preserve"> </w:t>
+      </w:r>
+      <w:r>
+        <w:t xml:space="preserve">— no AWS keys, no Stripe/PayPal/PagBank</w:t>
+      </w:r>
+      <w:r>
+        <w:t xml:space="preserve"> </w:t>
+      </w:r>
+      <w:r>
+        <w:rPr>
+          <w:i/>
+          <w:iCs/>
+        </w:rPr>
+        <w:t xml:space="preserve">secret</w:t>
+      </w:r>
+      <w:r>
+        <w:t xml:space="preserve"> </w:t>
+      </w:r>
+      <w:r>
+        <w:t xml:space="preserve">keys, no Mongo credentials, no private keys, no SMTP passwords, no tokens.</w:t>
+      </w:r>
+      <w:r>
+        <w:t xml:space="preserve"> </w:t>
+      </w:r>
+      <w:r>
+        <w:rPr>
+          <w:rStyle w:val="VerbatimChar"/>
+        </w:rPr>
+        <w:t xml:space="preserve">backend/.env</w:t>
+      </w:r>
+      <w:r>
+        <w:t xml:space="preserve"> </w:t>
+      </w:r>
+      <w:r>
+        <w:t xml:space="preserve">has never been tracked.</w:t>
+      </w:r>
+      <w:r>
+        <w:t xml:space="preserve"> </w:t>
+      </w:r>
+      <w:r>
+        <w:t xml:space="preserve">-</w:t>
+      </w:r>
+      <w:r>
+        <w:t xml:space="preserve"> </w:t>
+      </w:r>
+      <w:r>
+        <w:rPr>
+          <w:b/>
+          <w:bCs/>
+        </w:rPr>
+        <w:t xml:space="preserve">One low-severity item:</w:t>
+      </w:r>
+      <w:r>
+        <w:t xml:space="preserve"> </w:t>
+      </w:r>
+      <w:r>
+        <w:rPr>
+          <w:rStyle w:val="VerbatimChar"/>
+        </w:rPr>
+        <w:t xml:space="preserve">app/google-services.json</w:t>
+      </w:r>
+      <w:r>
+        <w:t xml:space="preserve"> </w:t>
+      </w:r>
+      <w:r>
+        <w:t xml:space="preserve">was tracked. It ships inside the Android app by design (the key is restricted by package name + signing cert in Google Cloud), so it is not a classic secret — but it was still untracked, replaced with a</w:t>
+      </w:r>
+      <w:r>
+        <w:t xml:space="preserve"> </w:t>
+      </w:r>
+      <w:r>
+        <w:rPr>
+          <w:rStyle w:val="VerbatimChar"/>
+        </w:rPr>
+        <w:t xml:space="preserve">.example</w:t>
+      </w:r>
+      <w:r>
+        <w:t xml:space="preserve">, and</w:t>
+      </w:r>
+      <w:r>
+        <w:t xml:space="preserve"> </w:t>
+      </w:r>
+      <w:r>
+        <w:rPr>
+          <w:rStyle w:val="VerbatimChar"/>
+        </w:rPr>
+        <w:t xml:space="preserve">.gitignore</w:t>
+      </w:r>
+      <w:r>
+        <w:t xml:space="preserve">d. </w:t>
+      </w:r>
+      <w:r>
+        <w:rPr>
+          <w:b/>
+          <w:bCs/>
+        </w:rPr>
+        <w:t xml:space="preserve">Client action:</w:t>
+      </w:r>
+      <w:r>
+        <w:t xml:space="preserve"> </w:t>
+      </w:r>
+      <w:r>
+        <w:t xml:space="preserve">confirm in Google Cloud Console that this Android API key has Application + API restrictions; rotating is optional.</w:t>
+      </w:r>
+      <w:r>
+        <w:t xml:space="preserve"> </w:t>
+      </w:r>
+      <w:r>
+        <w:t xml:space="preserve">-</w:t>
+      </w:r>
+      <w:r>
+        <w:t xml:space="preserve"> </w:t>
+      </w:r>
+      <w:r>
+        <w:rPr>
+          <w:rStyle w:val="VerbatimChar"/>
+          <w:b/>
+          <w:bCs/>
+        </w:rPr>
+        <w:t xml:space="preserve">riseupkids-sale/web/.env</w:t>
+      </w:r>
+      <w:r>
+        <w:rPr>
+          <w:b/>
+          <w:bCs/>
+        </w:rPr>
+        <w:t xml:space="preserve"> </w:t>
+      </w:r>
+      <w:r>
+        <w:rPr>
+          <w:b/>
+          <w:bCs/>
+        </w:rPr>
+        <w:t xml:space="preserve">was tracked</w:t>
+      </w:r>
+      <w:r>
+        <w:t xml:space="preserve"> </w:t>
+      </w:r>
+      <w:r>
+        <w:t xml:space="preserve">— it holds only a Stripe</w:t>
+      </w:r>
+      <w:r>
+        <w:t xml:space="preserve"> </w:t>
+      </w:r>
+      <w:r>
+        <w:rPr>
+          <w:i/>
+          <w:iCs/>
+        </w:rPr>
+        <w:t xml:space="preserve">publishable</w:t>
+      </w:r>
+      <w:r>
+        <w:t xml:space="preserve"> </w:t>
+      </w:r>
+      <w:r>
+        <w:t xml:space="preserve">key and PayPal</w:t>
+      </w:r>
+      <w:r>
+        <w:t xml:space="preserve"> </w:t>
+      </w:r>
+      <w:r>
+        <w:rPr>
+          <w:i/>
+          <w:iCs/>
+        </w:rPr>
+        <w:t xml:space="preserve">client IDs</w:t>
+      </w:r>
+      <w:r>
+        <w:t xml:space="preserve"> </w:t>
+      </w:r>
+      <w:r>
+        <w:t xml:space="preserve">(public by design), so nothing leaked, but it was untracked and</w:t>
+      </w:r>
+      <w:r>
+        <w:t xml:space="preserve"> </w:t>
+      </w:r>
+      <w:r>
+        <w:rPr>
+          <w:rStyle w:val="VerbatimChar"/>
+        </w:rPr>
+        <w:t xml:space="preserve">.gitignore</w:t>
+      </w:r>
+      <w:r>
+        <w:t xml:space="preserve">d.</w:t>
+      </w:r>
+      <w:r>
+        <w:t xml:space="preserve"> </w:t>
+      </w:r>
+      <w:r>
+        <w:t xml:space="preserve">-</w:t>
+      </w:r>
+      <w:r>
+        <w:t xml:space="preserve"> </w:t>
+      </w:r>
+      <w:r>
+        <w:rPr>
+          <w:rStyle w:val="VerbatimChar"/>
+          <w:b/>
+          <w:bCs/>
+        </w:rPr>
+        <w:t xml:space="preserve">.env.example</w:t>
+      </w:r>
+      <w:r>
+        <w:rPr>
+          <w:b/>
+          <w:bCs/>
+        </w:rPr>
+        <w:t xml:space="preserve"> </w:t>
+      </w:r>
+      <w:r>
+        <w:rPr>
+          <w:b/>
+          <w:bCs/>
+        </w:rPr>
+        <w:t xml:space="preserve">brought current</w:t>
+      </w:r>
+      <w:r>
+        <w:t xml:space="preserve"> </w:t>
+      </w:r>
+      <w:r>
+        <w:t xml:space="preserve">— added the previously-undocumented AWS, PayPal, Google Vision, YouTube/Google OAuth, Expo-push, and scheduler sections (placeholders only); real Flodesk segment IDs replaced with placeholders;</w:t>
+      </w:r>
+      <w:r>
+        <w:t xml:space="preserve"> </w:t>
+      </w:r>
+      <w:r>
+        <w:rPr>
+          <w:rStyle w:val="VerbatimChar"/>
+        </w:rPr>
+        <w:t xml:space="preserve">app/.env.example</w:t>
+      </w:r>
+      <w:r>
+        <w:t xml:space="preserve"> </w:t>
+      </w:r>
+      <w:r>
+        <w:t xml:space="preserve">similarly completed.</w:t>
+      </w:r>
+      <w:r>
+        <w:t xml:space="preserve"> </w:t>
+      </w:r>
+      <w:r>
+        <w:t xml:space="preserve">-</w:t>
+      </w:r>
+      <w:r>
+        <w:t xml:space="preserve"> </w:t>
+      </w:r>
+      <w:r>
+        <w:rPr>
+          <w:b/>
+          <w:bCs/>
+        </w:rPr>
+        <w:t xml:space="preserve">Root</w:t>
+      </w:r>
+      <w:r>
+        <w:rPr>
+          <w:b/>
+          <w:bCs/>
+        </w:rPr>
+        <w:t xml:space="preserve"> </w:t>
+      </w:r>
+      <w:r>
+        <w:rPr>
+          <w:rStyle w:val="VerbatimChar"/>
+          <w:b/>
+          <w:bCs/>
+        </w:rPr>
+        <w:t xml:space="preserve">.gitignore</w:t>
+      </w:r>
+      <w:r>
+        <w:rPr>
+          <w:b/>
+          <w:bCs/>
+        </w:rPr>
+        <w:t xml:space="preserve"> </w:t>
+      </w:r>
+      <w:r>
+        <w:rPr>
+          <w:b/>
+          <w:bCs/>
+        </w:rPr>
+        <w:t xml:space="preserve">added</w:t>
+      </w:r>
+      <w:r>
+        <w:t xml:space="preserve"> </w:t>
+      </w:r>
+      <w:r>
+        <w:t xml:space="preserve">(there was none) covering</w:t>
+      </w:r>
+      <w:r>
+        <w:t xml:space="preserve"> </w:t>
+      </w:r>
+      <w:r>
+        <w:rPr>
+          <w:rStyle w:val="VerbatimChar"/>
+        </w:rPr>
+        <w:t xml:space="preserve">.env</w:t>
+      </w:r>
+      <w:r>
+        <w:t xml:space="preserve">, credential file types, build output, and local tooling across all workspaces.</w:t>
+      </w:r>
+      <w:r>
+        <w:t xml:space="preserve"> </w:t>
+      </w:r>
+      <w:r>
+        <w:t xml:space="preserve">-</w:t>
+      </w:r>
+      <w:r>
+        <w:t xml:space="preserve"> </w:t>
+      </w:r>
+      <w:r>
+        <w:rPr>
+          <w:rStyle w:val="VerbatimChar"/>
+          <w:b/>
+          <w:bCs/>
+        </w:rPr>
+        <w:t xml:space="preserve">backend/scripts/check-env.js</w:t>
+      </w:r>
+      <w:r>
+        <w:t xml:space="preserve"> </w:t>
+      </w:r>
+      <w:r>
+        <w:t xml:space="preserve">— one consolidated</w:t>
+      </w:r>
+      <w:r>
+        <w:t xml:space="preserve"> </w:t>
+      </w:r>
+      <w:r>
+        <w:t xml:space="preserve">“these required vars are missing”</w:t>
+      </w:r>
+      <w:r>
+        <w:t xml:space="preserve"> </w:t>
+      </w:r>
+      <w:r>
+        <w:t xml:space="preserve">failure at startup (and runnable standalone before a deploy), instead of a different runtime error per unset var. Covers hard requirements, prod-only requirements, and feature-gated requirements (SMTP, Vision, PagBank). 13 tests.</w:t>
+      </w:r>
+      <w:r>
+        <w:t xml:space="preserve"> </w:t>
+      </w:r>
+      <w:r>
+        <w:t xml:space="preserve">-</w:t>
+      </w:r>
+      <w:r>
+        <w:t xml:space="preserve"> </w:t>
+      </w:r>
+      <w:r>
+        <w:rPr>
+          <w:b/>
+          <w:bCs/>
+        </w:rPr>
+        <w:t xml:space="preserve">Pre-commit secret-scan hook</w:t>
+      </w:r>
+      <w:r>
+        <w:t xml:space="preserve"> </w:t>
+      </w:r>
+      <w:r>
+        <w:t xml:space="preserve">(</w:t>
+      </w:r>
+      <w:r>
+        <w:rPr>
+          <w:rStyle w:val="VerbatimChar"/>
+        </w:rPr>
+        <w:t xml:space="preserve">.githooks/pre-commit</w:t>
+      </w:r>
+      <w:r>
+        <w:t xml:space="preserve"> </w:t>
+      </w:r>
+      <w:r>
+        <w:t xml:space="preserve">+</w:t>
+      </w:r>
+      <w:r>
+        <w:t xml:space="preserve"> </w:t>
+      </w:r>
+      <w:r>
+        <w:rPr>
+          <w:rStyle w:val="VerbatimChar"/>
+        </w:rPr>
+        <w:t xml:space="preserve">.gitleaks.toml</w:t>
+      </w:r>
+      <w:r>
+        <w:t xml:space="preserve">) — a dependency-free regex sweep of staged content plus</w:t>
+      </w:r>
+      <w:r>
+        <w:t xml:space="preserve"> </w:t>
+      </w:r>
+      <w:r>
+        <w:rPr>
+          <w:rStyle w:val="VerbatimChar"/>
+        </w:rPr>
+        <w:t xml:space="preserve">gitleaks protect</w:t>
+      </w:r>
+      <w:r>
+        <w:t xml:space="preserve"> </w:t>
+      </w:r>
+      <w:r>
+        <w:t xml:space="preserve">when installed; also refuses to commit any</w:t>
+      </w:r>
+      <w:r>
+        <w:t xml:space="preserve"> </w:t>
+      </w:r>
+      <w:r>
+        <w:rPr>
+          <w:rStyle w:val="VerbatimChar"/>
+        </w:rPr>
+        <w:t xml:space="preserve">.env</w:t>
+      </w:r>
+      <w:r>
+        <w:t xml:space="preserve">. Enable per clone with</w:t>
+      </w:r>
+      <w:r>
+        <w:t xml:space="preserve"> </w:t>
+      </w:r>
+      <w:r>
+        <w:rPr>
+          <w:rStyle w:val="VerbatimChar"/>
+        </w:rPr>
+        <w:t xml:space="preserve">git config core.hooksPath .githooks</w:t>
+      </w:r>
+      <w:r>
+        <w:t xml:space="preserve">.</w:t>
+      </w:r>
+    </w:p>
+    <w:p>
+      <w:pPr>
+        <w:pStyle w:val="BodyText"/>
+      </w:pPr>
+      <w:r>
+        <w:rPr>
+          <w:b/>
+          <w:bCs/>
+        </w:rPr>
+        <w:t xml:space="preserve">Still open (needs the client / their server):</w:t>
+      </w:r>
+      <w:r>
+        <w:t xml:space="preserve"> </w:t>
+      </w:r>
+      <w:r>
+        <w:rPr>
+          <w:rStyle w:val="VerbatimChar"/>
+        </w:rPr>
+        <w:t xml:space="preserve">.env</w:t>
+      </w:r>
+      <w:r>
+        <w:t xml:space="preserve"> </w:t>
+      </w:r>
+      <w:r>
+        <w:t xml:space="preserve">file-permission hardening on the EC2 box (</w:t>
+      </w:r>
+      <w:r>
+        <w:rPr>
+          <w:rStyle w:val="VerbatimChar"/>
+        </w:rPr>
+        <w:t xml:space="preserve">chmod 600</w:t>
+      </w:r>
+      <w:r>
+        <w:t xml:space="preserve">, dedicated deploy user, pm2 ecosystem file) and the staging-vs-production credential-isolation decision — both tracked under Chunk 4’s remaining checklist and Chunk 13.</w:t>
       </w:r>
     </w:p>
     <w:bookmarkEnd w:id="94"/>

--- a/docs/SECURITY_AUDIT_2026.docx
+++ b/docs/SECURITY_AUDIT_2026.docx
@@ -14732,7 +14732,7 @@
       </w:r>
     </w:p>
     <w:bookmarkEnd w:id="58"/>
-    <w:bookmarkStart w:id="59" w:name="X38d69764660ee53dd0a020a9e88d17cee0450dd"/>
+    <w:bookmarkStart w:id="59" w:name="Xdb50a161040d8c79d5b95558ff6d587cd6b7d5f"/>
     <w:p>
       <w:pPr>
         <w:pStyle w:val="Heading3"/>
@@ -14749,6 +14749,22 @@
           <w:bCs/>
         </w:rPr>
         <w:t xml:space="preserve">HIGH</w:t>
+      </w:r>
+      <w:r>
+        <w:t xml:space="preserve"> </w:t>
+      </w:r>
+      <w:r>
+        <w:t xml:space="preserve">·</w:t>
+      </w:r>
+      <w:r>
+        <w:t xml:space="preserve"> </w:t>
+      </w:r>
+      <w:r>
+        <w:rPr>
+          <w:b/>
+          <w:bCs/>
+        </w:rPr>
+        <w:t xml:space="preserve">Status: FIXED (2026-09-08) — all Critical cleared, scanning automated; residual High is a documented backlog</w:t>
       </w:r>
     </w:p>
     <w:p>
@@ -15186,6 +15202,780 @@
       </w:r>
       <w:r>
         <w:t xml:space="preserve">.</w:t>
+      </w:r>
+    </w:p>
+    <w:p>
+      <w:pPr>
+        <w:pStyle w:val="FirstParagraph"/>
+      </w:pPr>
+      <w:r>
+        <w:rPr>
+          <w:b/>
+          <w:bCs/>
+        </w:rPr>
+        <w:t xml:space="preserve">What shipped (2026-09-08):</w:t>
+      </w:r>
+      <w:r>
+        <w:t xml:space="preserve"> </w:t>
+      </w:r>
+      <w:r>
+        <w:t xml:space="preserve">-</w:t>
+      </w:r>
+      <w:r>
+        <w:t xml:space="preserve"> </w:t>
+      </w:r>
+      <w:r>
+        <w:rPr>
+          <w:b/>
+          <w:bCs/>
+        </w:rPr>
+        <w:t xml:space="preserve">Non-breaking</w:t>
+      </w:r>
+      <w:r>
+        <w:rPr>
+          <w:b/>
+          <w:bCs/>
+        </w:rPr>
+        <w:t xml:space="preserve"> </w:t>
+      </w:r>
+      <w:r>
+        <w:rPr>
+          <w:rStyle w:val="VerbatimChar"/>
+          <w:b/>
+          <w:bCs/>
+        </w:rPr>
+        <w:t xml:space="preserve">npm audit fix</w:t>
+      </w:r>
+      <w:r>
+        <w:rPr>
+          <w:b/>
+          <w:bCs/>
+        </w:rPr>
+        <w:t xml:space="preserve"> </w:t>
+      </w:r>
+      <w:r>
+        <w:rPr>
+          <w:b/>
+          <w:bCs/>
+        </w:rPr>
+        <w:t xml:space="preserve">across all four workspaces</w:t>
+      </w:r>
+      <w:r>
+        <w:t xml:space="preserve">, every test suite re-run after each —</w:t>
+      </w:r>
+      <w:r>
+        <w:t xml:space="preserve"> </w:t>
+      </w:r>
+      <w:r>
+        <w:rPr>
+          <w:b/>
+          <w:bCs/>
+        </w:rPr>
+        <w:t xml:space="preserve">zero regressions</w:t>
+      </w:r>
+      <w:r>
+        <w:t xml:space="preserve">. Result:</w:t>
+      </w:r>
+      <w:r>
+        <w:t xml:space="preserve"> </w:t>
+      </w:r>
+      <w:r>
+        <w:rPr>
+          <w:b/>
+          <w:bCs/>
+        </w:rPr>
+        <w:t xml:space="preserve">all Critical vulnerabilities cleared</w:t>
+      </w:r>
+      <w:r>
+        <w:t xml:space="preserve"> </w:t>
+      </w:r>
+      <w:r>
+        <w:t xml:space="preserve">(backend</w:t>
+      </w:r>
+      <w:r>
+        <w:t xml:space="preserve"> </w:t>
+      </w:r>
+      <w:r>
+        <w:rPr>
+          <w:rStyle w:val="VerbatimChar"/>
+        </w:rPr>
+        <w:t xml:space="preserve">protobufjs</w:t>
+      </w:r>
+      <w:r>
+        <w:t xml:space="preserve">; app</w:t>
+      </w:r>
+      <w:r>
+        <w:t xml:space="preserve"> </w:t>
+      </w:r>
+      <w:r>
+        <w:rPr>
+          <w:rStyle w:val="VerbatimChar"/>
+        </w:rPr>
+        <w:t xml:space="preserve">tar</w:t>
+      </w:r>
+      <w:r>
+        <w:t xml:space="preserve">,</w:t>
+      </w:r>
+      <w:r>
+        <w:t xml:space="preserve"> </w:t>
+      </w:r>
+      <w:r>
+        <w:rPr>
+          <w:rStyle w:val="VerbatimChar"/>
+        </w:rPr>
+        <w:t xml:space="preserve">shell-quote</w:t>
+      </w:r>
+      <w:r>
+        <w:t xml:space="preserve">).</w:t>
+      </w:r>
+      <w:r>
+        <w:t xml:space="preserve"> </w:t>
+      </w:r>
+      <w:r>
+        <w:rPr>
+          <w:rStyle w:val="VerbatimChar"/>
+        </w:rPr>
+        <w:t xml:space="preserve">mongoose</w:t>
+      </w:r>
+      <w:r>
+        <w:t xml:space="preserve"> </w:t>
+      </w:r>
+      <w:r>
+        <w:t xml:space="preserve">NoSQL-injection,</w:t>
+      </w:r>
+      <w:r>
+        <w:t xml:space="preserve"> </w:t>
+      </w:r>
+      <w:r>
+        <w:rPr>
+          <w:rStyle w:val="VerbatimChar"/>
+        </w:rPr>
+        <w:t xml:space="preserve">axios</w:t>
+      </w:r>
+      <w:r>
+        <w:t xml:space="preserve"> </w:t>
+      </w:r>
+      <w:r>
+        <w:t xml:space="preserve">SSRF/prototype-pollution,</w:t>
+      </w:r>
+      <w:r>
+        <w:t xml:space="preserve"> </w:t>
+      </w:r>
+      <w:r>
+        <w:rPr>
+          <w:rStyle w:val="VerbatimChar"/>
+        </w:rPr>
+        <w:t xml:space="preserve">lodash</w:t>
+      </w:r>
+      <w:r>
+        <w:t xml:space="preserve">,</w:t>
+      </w:r>
+      <w:r>
+        <w:t xml:space="preserve"> </w:t>
+      </w:r>
+      <w:r>
+        <w:rPr>
+          <w:rStyle w:val="VerbatimChar"/>
+        </w:rPr>
+        <w:t xml:space="preserve">form-data</w:t>
+      </w:r>
+      <w:r>
+        <w:t xml:space="preserve">,</w:t>
+      </w:r>
+      <w:r>
+        <w:t xml:space="preserve"> </w:t>
+      </w:r>
+      <w:r>
+        <w:rPr>
+          <w:rStyle w:val="VerbatimChar"/>
+        </w:rPr>
+        <w:t xml:space="preserve">path-to-regexp</w:t>
+      </w:r>
+      <w:r>
+        <w:t xml:space="preserve"> </w:t>
+      </w:r>
+      <w:r>
+        <w:t xml:space="preserve">and many others resolved. New counts: backend 1C/14H →</w:t>
+      </w:r>
+      <w:r>
+        <w:t xml:space="preserve"> </w:t>
+      </w:r>
+      <w:r>
+        <w:rPr>
+          <w:b/>
+          <w:bCs/>
+        </w:rPr>
+        <w:t xml:space="preserve">0C/2H</w:t>
+      </w:r>
+      <w:r>
+        <w:t xml:space="preserve">; frontend 0C/10H →</w:t>
+      </w:r>
+      <w:r>
+        <w:t xml:space="preserve"> </w:t>
+      </w:r>
+      <w:r>
+        <w:rPr>
+          <w:b/>
+          <w:bCs/>
+        </w:rPr>
+        <w:t xml:space="preserve">0C/1H</w:t>
+      </w:r>
+      <w:r>
+        <w:t xml:space="preserve">; app 2C/23H →</w:t>
+      </w:r>
+      <w:r>
+        <w:t xml:space="preserve"> </w:t>
+      </w:r>
+      <w:r>
+        <w:rPr>
+          <w:b/>
+          <w:bCs/>
+        </w:rPr>
+        <w:t xml:space="preserve">0C/10H</w:t>
+      </w:r>
+      <w:r>
+        <w:t xml:space="preserve">; sales 0C/13H →</w:t>
+      </w:r>
+      <w:r>
+        <w:t xml:space="preserve"> </w:t>
+      </w:r>
+      <w:r>
+        <w:rPr>
+          <w:b/>
+          <w:bCs/>
+        </w:rPr>
+        <w:t xml:space="preserve">0C/0H</w:t>
+      </w:r>
+      <w:r>
+        <w:t xml:space="preserve">.</w:t>
+      </w:r>
+      <w:r>
+        <w:t xml:space="preserve"> </w:t>
+      </w:r>
+      <w:r>
+        <w:t xml:space="preserve">-</w:t>
+      </w:r>
+      <w:r>
+        <w:t xml:space="preserve"> </w:t>
+      </w:r>
+      <w:r>
+        <w:rPr>
+          <w:rStyle w:val="VerbatimChar"/>
+          <w:b/>
+          <w:bCs/>
+        </w:rPr>
+        <w:t xml:space="preserve">backend/package-lock.json</w:t>
+      </w:r>
+      <w:r>
+        <w:rPr>
+          <w:b/>
+          <w:bCs/>
+        </w:rPr>
+        <w:t xml:space="preserve"> </w:t>
+      </w:r>
+      <w:r>
+        <w:rPr>
+          <w:b/>
+          <w:bCs/>
+        </w:rPr>
+        <w:t xml:space="preserve">is now committed</w:t>
+      </w:r>
+      <w:r>
+        <w:t xml:space="preserve"> </w:t>
+      </w:r>
+      <w:r>
+        <w:t xml:space="preserve">— it was</w:t>
+      </w:r>
+      <w:r>
+        <w:t xml:space="preserve"> </w:t>
+      </w:r>
+      <w:r>
+        <w:rPr>
+          <w:rStyle w:val="VerbatimChar"/>
+        </w:rPr>
+        <w:t xml:space="preserve">.gitignore</w:t>
+      </w:r>
+      <w:r>
+        <w:t xml:space="preserve">d, which blocked reproducible installs,</w:t>
+      </w:r>
+      <w:r>
+        <w:t xml:space="preserve"> </w:t>
+      </w:r>
+      <w:r>
+        <w:rPr>
+          <w:rStyle w:val="VerbatimChar"/>
+        </w:rPr>
+        <w:t xml:space="preserve">npm ci</w:t>
+      </w:r>
+      <w:r>
+        <w:t xml:space="preserve">, and lockfile-based auditing. All four workspaces now have a tracked lockfile.</w:t>
+      </w:r>
+      <w:r>
+        <w:t xml:space="preserve"> </w:t>
+      </w:r>
+      <w:r>
+        <w:t xml:space="preserve">-</w:t>
+      </w:r>
+      <w:r>
+        <w:t xml:space="preserve"> </w:t>
+      </w:r>
+      <w:r>
+        <w:rPr>
+          <w:rStyle w:val="VerbatimChar"/>
+          <w:b/>
+          <w:bCs/>
+        </w:rPr>
+        <w:t xml:space="preserve">.github/workflows/test.yml</w:t>
+      </w:r>
+      <w:r>
+        <w:t xml:space="preserve"> </w:t>
+      </w:r>
+      <w:r>
+        <w:t xml:space="preserve">— runs all four test suites (backend, frontend, app, sales) on every push and PR. Backend uses</w:t>
+      </w:r>
+      <w:r>
+        <w:t xml:space="preserve"> </w:t>
+      </w:r>
+      <w:r>
+        <w:rPr>
+          <w:rStyle w:val="VerbatimChar"/>
+        </w:rPr>
+        <w:t xml:space="preserve">jest.ci.config.js</w:t>
+      </w:r>
+      <w:r>
+        <w:t xml:space="preserve">, which excludes 5 pre-existing failing suites (unrelated to security — see</w:t>
+      </w:r>
+      <w:r>
+        <w:t xml:space="preserve"> </w:t>
+      </w:r>
+      <w:r>
+        <w:rPr>
+          <w:rStyle w:val="VerbatimChar"/>
+        </w:rPr>
+        <w:t xml:space="preserve">docs/KNOWN_TEST_FAILURES.md</w:t>
+      </w:r>
+      <w:r>
+        <w:t xml:space="preserve">) and the real-SMTP</w:t>
+      </w:r>
+      <w:r>
+        <w:t xml:space="preserve"> </w:t>
+      </w:r>
+      <w:r>
+        <w:rPr>
+          <w:rStyle w:val="VerbatimChar"/>
+        </w:rPr>
+        <w:t xml:space="preserve">mail.test.js</w:t>
+      </w:r>
+      <w:r>
+        <w:t xml:space="preserve">, so the gate is meaningful from day one.</w:t>
+      </w:r>
+      <w:r>
+        <w:t xml:space="preserve"> </w:t>
+      </w:r>
+      <w:r>
+        <w:t xml:space="preserve">-</w:t>
+      </w:r>
+      <w:r>
+        <w:t xml:space="preserve"> </w:t>
+      </w:r>
+      <w:r>
+        <w:rPr>
+          <w:rStyle w:val="VerbatimChar"/>
+          <w:b/>
+          <w:bCs/>
+        </w:rPr>
+        <w:t xml:space="preserve">.github/workflows/security.yml</w:t>
+      </w:r>
+      <w:r>
+        <w:t xml:space="preserve"> </w:t>
+      </w:r>
+      <w:r>
+        <w:t xml:space="preserve">—</w:t>
+      </w:r>
+      <w:r>
+        <w:t xml:space="preserve"> </w:t>
+      </w:r>
+      <w:r>
+        <w:rPr>
+          <w:rStyle w:val="VerbatimChar"/>
+        </w:rPr>
+        <w:t xml:space="preserve">npm audit</w:t>
+      </w:r>
+      <w:r>
+        <w:t xml:space="preserve"> </w:t>
+      </w:r>
+      <w:r>
+        <w:t xml:space="preserve">(fails on Critical),</w:t>
+      </w:r>
+      <w:r>
+        <w:t xml:space="preserve"> </w:t>
+      </w:r>
+      <w:r>
+        <w:rPr>
+          <w:rStyle w:val="VerbatimChar"/>
+        </w:rPr>
+        <w:t xml:space="preserve">gitleaks</w:t>
+      </w:r>
+      <w:r>
+        <w:t xml:space="preserve"> </w:t>
+      </w:r>
+      <w:r>
+        <w:t xml:space="preserve">full-history secret scan (uses the Chunk-4</w:t>
+      </w:r>
+      <w:r>
+        <w:t xml:space="preserve"> </w:t>
+      </w:r>
+      <w:r>
+        <w:rPr>
+          <w:rStyle w:val="VerbatimChar"/>
+        </w:rPr>
+        <w:t xml:space="preserve">.gitleaks.toml</w:t>
+      </w:r>
+      <w:r>
+        <w:t xml:space="preserve">),</w:t>
+      </w:r>
+      <w:r>
+        <w:t xml:space="preserve"> </w:t>
+      </w:r>
+      <w:r>
+        <w:rPr>
+          <w:rStyle w:val="VerbatimChar"/>
+        </w:rPr>
+        <w:t xml:space="preserve">semgrep</w:t>
+      </w:r>
+      <w:r>
+        <w:t xml:space="preserve"> </w:t>
+      </w:r>
+      <w:r>
+        <w:t xml:space="preserve">(OWASP Top-10 + Node.js packs + 4 project rules in</w:t>
+      </w:r>
+      <w:r>
+        <w:t xml:space="preserve"> </w:t>
+      </w:r>
+      <w:r>
+        <w:rPr>
+          <w:rStyle w:val="VerbatimChar"/>
+        </w:rPr>
+        <w:t xml:space="preserve">.semgrep.yml</w:t>
+      </w:r>
+      <w:r>
+        <w:t xml:space="preserve">),</w:t>
+      </w:r>
+      <w:r>
+        <w:t xml:space="preserve"> </w:t>
+      </w:r>
+      <w:r>
+        <w:rPr>
+          <w:rStyle w:val="VerbatimChar"/>
+        </w:rPr>
+        <w:t xml:space="preserve">dependency-review</w:t>
+      </w:r>
+      <w:r>
+        <w:t xml:space="preserve"> </w:t>
+      </w:r>
+      <w:r>
+        <w:t xml:space="preserve">on PRs. Also runs weekly.</w:t>
+      </w:r>
+      <w:r>
+        <w:t xml:space="preserve"> </w:t>
+      </w:r>
+      <w:r>
+        <w:t xml:space="preserve">-</w:t>
+      </w:r>
+      <w:r>
+        <w:t xml:space="preserve"> </w:t>
+      </w:r>
+      <w:r>
+        <w:rPr>
+          <w:rStyle w:val="VerbatimChar"/>
+          <w:b/>
+          <w:bCs/>
+        </w:rPr>
+        <w:t xml:space="preserve">.github/workflows/codeql.yml</w:t>
+      </w:r>
+      <w:r>
+        <w:t xml:space="preserve"> </w:t>
+      </w:r>
+      <w:r>
+        <w:t xml:space="preserve">— written, but</w:t>
+      </w:r>
+      <w:r>
+        <w:t xml:space="preserve"> </w:t>
+      </w:r>
+      <w:r>
+        <w:rPr>
+          <w:rStyle w:val="VerbatimChar"/>
+        </w:rPr>
+        <w:t xml:space="preserve">workflow_dispatch</w:t>
+      </w:r>
+      <w:r>
+        <w:t xml:space="preserve">-only until GitHub Advanced Security is enabled on the private repo (so it never shows a failing check).</w:t>
+      </w:r>
+      <w:r>
+        <w:t xml:space="preserve"> </w:t>
+      </w:r>
+      <w:r>
+        <w:rPr>
+          <w:rStyle w:val="VerbatimChar"/>
+        </w:rPr>
+        <w:t xml:space="preserve">semgrep</w:t>
+      </w:r>
+      <w:r>
+        <w:t xml:space="preserve"> </w:t>
+      </w:r>
+      <w:r>
+        <w:t xml:space="preserve">is the active SAST engine meanwhile.</w:t>
+      </w:r>
+      <w:r>
+        <w:t xml:space="preserve"> </w:t>
+      </w:r>
+      <w:r>
+        <w:t xml:space="preserve">-</w:t>
+      </w:r>
+      <w:r>
+        <w:t xml:space="preserve"> </w:t>
+      </w:r>
+      <w:r>
+        <w:rPr>
+          <w:rStyle w:val="VerbatimChar"/>
+          <w:b/>
+          <w:bCs/>
+        </w:rPr>
+        <w:t xml:space="preserve">.github/dependabot.yml</w:t>
+      </w:r>
+      <w:r>
+        <w:t xml:space="preserve"> </w:t>
+      </w:r>
+      <w:r>
+        <w:t xml:space="preserve">— weekly grouped updates for all four</w:t>
+      </w:r>
+      <w:r>
+        <w:t xml:space="preserve"> </w:t>
+      </w:r>
+      <w:r>
+        <w:rPr>
+          <w:rStyle w:val="VerbatimChar"/>
+        </w:rPr>
+        <w:t xml:space="preserve">package.json</w:t>
+      </w:r>
+      <w:r>
+        <w:t xml:space="preserve"> </w:t>
+      </w:r>
+      <w:r>
+        <w:t xml:space="preserve">locations + GitHub Actions.</w:t>
+      </w:r>
+      <w:r>
+        <w:t xml:space="preserve"> </w:t>
+      </w:r>
+      <w:r>
+        <w:t xml:space="preserve">-</w:t>
+      </w:r>
+      <w:r>
+        <w:t xml:space="preserve"> </w:t>
+      </w:r>
+      <w:r>
+        <w:rPr>
+          <w:rStyle w:val="VerbatimChar"/>
+          <w:b/>
+          <w:bCs/>
+        </w:rPr>
+        <w:t xml:space="preserve">scripts/security-check.sh</w:t>
+      </w:r>
+      <w:r>
+        <w:t xml:space="preserve"> </w:t>
+      </w:r>
+      <w:r>
+        <w:t xml:space="preserve">— the same audit + gitleaks + semgrep locally, for when Actions are off.</w:t>
+      </w:r>
+      <w:r>
+        <w:t xml:space="preserve"> </w:t>
+      </w:r>
+      <w:r>
+        <w:t xml:space="preserve">-</w:t>
+      </w:r>
+      <w:r>
+        <w:t xml:space="preserve"> </w:t>
+      </w:r>
+      <w:r>
+        <w:rPr>
+          <w:rStyle w:val="VerbatimChar"/>
+          <w:b/>
+          <w:bCs/>
+        </w:rPr>
+        <w:t xml:space="preserve">docs/PRE_DEPLOY_SECURITY_CHECKLIST.md</w:t>
+      </w:r>
+      <w:r>
+        <w:t xml:space="preserve"> </w:t>
+      </w:r>
+      <w:r>
+        <w:t xml:space="preserve">and</w:t>
+      </w:r>
+      <w:r>
+        <w:t xml:space="preserve"> </w:t>
+      </w:r>
+      <w:r>
+        <w:rPr>
+          <w:rStyle w:val="VerbatimChar"/>
+          <w:b/>
+          <w:bCs/>
+        </w:rPr>
+        <w:t xml:space="preserve">docs/DEPENDENCY_AND_SCANNING_SCHEDULE.md</w:t>
+      </w:r>
+      <w:r>
+        <w:t xml:space="preserve"> </w:t>
+      </w:r>
+      <w:r>
+        <w:t xml:space="preserve">(the latter holds the residual-High backlog with a per-item accepted-risk rationale and planned fix).</w:t>
+      </w:r>
+    </w:p>
+    <w:p>
+      <w:pPr>
+        <w:pStyle w:val="BodyText"/>
+      </w:pPr>
+      <w:r>
+        <w:rPr>
+          <w:b/>
+          <w:bCs/>
+        </w:rPr>
+        <w:t xml:space="preserve">Residual High — accepted risk, each with a planned fix</w:t>
+      </w:r>
+      <w:r>
+        <w:t xml:space="preserve"> </w:t>
+      </w:r>
+      <w:r>
+        <w:t xml:space="preserve">(full table in</w:t>
+      </w:r>
+      <w:r>
+        <w:t xml:space="preserve"> </w:t>
+      </w:r>
+      <w:r>
+        <w:rPr>
+          <w:rStyle w:val="VerbatimChar"/>
+        </w:rPr>
+        <w:t xml:space="preserve">DEPENDENCY_AND_SCANNING_SCHEDULE.md</w:t>
+      </w:r>
+      <w:r>
+        <w:t xml:space="preserve">):</w:t>
+      </w:r>
+      <w:r>
+        <w:t xml:space="preserve"> </w:t>
+      </w:r>
+      <w:r>
+        <w:rPr>
+          <w:rStyle w:val="VerbatimChar"/>
+        </w:rPr>
+        <w:t xml:space="preserve">adm-zip</w:t>
+      </w:r>
+      <w:r>
+        <w:t xml:space="preserve"> </w:t>
+      </w:r>
+      <w:r>
+        <w:t xml:space="preserve">+</w:t>
+      </w:r>
+      <w:r>
+        <w:t xml:space="preserve"> </w:t>
+      </w:r>
+      <w:r>
+        <w:rPr>
+          <w:rStyle w:val="VerbatimChar"/>
+        </w:rPr>
+        <w:t xml:space="preserve">nodemailer</w:t>
+      </w:r>
+      <w:r>
+        <w:t xml:space="preserve"> </w:t>
+      </w:r>
+      <w:r>
+        <w:t xml:space="preserve">(backend, admin-only / fixed-config surfaces, need a major bump);</w:t>
+      </w:r>
+      <w:r>
+        <w:t xml:space="preserve"> </w:t>
+      </w:r>
+      <w:r>
+        <w:rPr>
+          <w:rStyle w:val="VerbatimChar"/>
+        </w:rPr>
+        <w:t xml:space="preserve">vite</w:t>
+      </w:r>
+      <w:r>
+        <w:t xml:space="preserve"> </w:t>
+      </w:r>
+      <w:r>
+        <w:t xml:space="preserve">(frontend, dev-server only, not shipped); the Expo/</w:t>
+      </w:r>
+      <w:r>
+        <w:rPr>
+          <w:rStyle w:val="VerbatimChar"/>
+        </w:rPr>
+        <w:t xml:space="preserve">metro</w:t>
+      </w:r>
+      <w:r>
+        <w:t xml:space="preserve"> </w:t>
+      </w:r>
+      <w:r>
+        <w:t xml:space="preserve">toolchain (app, build tooling not in the runtime, needs the planned Expo SDK 57 upgrade).</w:t>
+      </w:r>
+    </w:p>
+    <w:p>
+      <w:pPr>
+        <w:pStyle w:val="BodyText"/>
+      </w:pPr>
+      <w:r>
+        <w:rPr>
+          <w:b/>
+          <w:bCs/>
+        </w:rPr>
+        <w:t xml:space="preserve">Still needs a repo admin (client):</w:t>
+      </w:r>
+      <w:r>
+        <w:t xml:space="preserve"> </w:t>
+      </w:r>
+      <w:r>
+        <w:t xml:space="preserve">turn on Dependabot; branch protection on</w:t>
+      </w:r>
+      <w:r>
+        <w:t xml:space="preserve"> </w:t>
+      </w:r>
+      <w:r>
+        <w:rPr>
+          <w:rStyle w:val="VerbatimChar"/>
+        </w:rPr>
+        <w:t xml:space="preserve">master</w:t>
+      </w:r>
+      <w:r>
+        <w:t xml:space="preserve"> </w:t>
+      </w:r>
+      <w:r>
+        <w:t xml:space="preserve">requiring</w:t>
+      </w:r>
+      <w:r>
+        <w:t xml:space="preserve"> </w:t>
+      </w:r>
+      <w:r>
+        <w:rPr>
+          <w:rStyle w:val="VerbatimChar"/>
+        </w:rPr>
+        <w:t xml:space="preserve">tests</w:t>
+      </w:r>
+      <w:r>
+        <w:t xml:space="preserve"> </w:t>
+      </w:r>
+      <w:r>
+        <w:t xml:space="preserve">+</w:t>
+      </w:r>
+      <w:r>
+        <w:t xml:space="preserve"> </w:t>
+      </w:r>
+      <w:r>
+        <w:rPr>
+          <w:rStyle w:val="VerbatimChar"/>
+        </w:rPr>
+        <w:t xml:space="preserve">security</w:t>
+      </w:r>
+      <w:r>
+        <w:t xml:space="preserve"> </w:t>
+      </w:r>
+      <w:r>
+        <w:t xml:space="preserve">green; optionally enable GitHub Advanced Security for CodeQL.</w:t>
       </w:r>
     </w:p>
     <w:bookmarkEnd w:id="59"/>
@@ -21294,7 +22084,7 @@
       </w:r>
     </w:p>
     <w:bookmarkEnd w:id="93"/>
-    <w:bookmarkStart w:id="94" w:name="Xdf7a33edc0f42c5ea9c99063b058bff8f12c010"/>
+    <w:bookmarkStart w:id="94" w:name="X9016c4482d106222c2159e738a8ec2e5ec374b4"/>
     <w:p>
       <w:pPr>
         <w:pStyle w:val="Heading3"/>
@@ -21338,7 +22128,36 @@
           <w:b/>
           <w:bCs/>
         </w:rPr>
-        <w:t xml:space="preserve">Status: FIXED (2026-09-07)</w:t>
+        <w:t xml:space="preserve">Status: FIXED (repo side 2026-09-07; server</w:t>
+      </w:r>
+      <w:r>
+        <w:rPr>
+          <w:b/>
+          <w:bCs/>
+        </w:rPr>
+        <w:t xml:space="preserve"> </w:t>
+      </w:r>
+      <w:r>
+        <w:rPr>
+          <w:rStyle w:val="VerbatimChar"/>
+          <w:b/>
+          <w:bCs/>
+        </w:rPr>
+        <w:t xml:space="preserve">.env</w:t>
+      </w:r>
+      <w:r>
+        <w:rPr>
+          <w:b/>
+          <w:bCs/>
+        </w:rPr>
+        <w:t xml:space="preserve"> </w:t>
+      </w:r>
+      <w:r>
+        <w:rPr>
+          <w:b/>
+          <w:bCs/>
+        </w:rPr>
+        <w:t xml:space="preserve">hardening + isolation recorded 2026-09-08)</w:t>
       </w:r>
     </w:p>
     <w:p>
@@ -21981,7 +22800,13 @@
           <w:b/>
           <w:bCs/>
         </w:rPr>
-        <w:t xml:space="preserve">Still open (needs the client / their server):</w:t>
+        <w:t xml:space="preserve">Server-side hardening (done 2026-09-08):</w:t>
+      </w:r>
+      <w:r>
+        <w:t xml:space="preserve"> </w:t>
+      </w:r>
+      <w:r>
+        <w:t xml:space="preserve">the production</w:t>
       </w:r>
       <w:r>
         <w:t xml:space="preserve"> </w:t>
@@ -21996,7 +22821,19 @@
         <w:t xml:space="preserve"> </w:t>
       </w:r>
       <w:r>
-        <w:t xml:space="preserve">file-permission hardening on the EC2 box (</w:t>
+        <w:t xml:space="preserve">(</w:t>
+      </w:r>
+      <w:r>
+        <w:rPr>
+          <w:rStyle w:val="VerbatimChar"/>
+        </w:rPr>
+        <w:t xml:space="preserve">~/riseupkids/backend/.env</w:t>
+      </w:r>
+      <w:r>
+        <w:t xml:space="preserve">) was</w:t>
+      </w:r>
+      <w:r>
+        <w:t xml:space="preserve"> </w:t>
       </w:r>
       <w:r>
         <w:rPr>
@@ -22005,7 +22842,448 @@
         <w:t xml:space="preserve">chmod 600</w:t>
       </w:r>
       <w:r>
-        <w:t xml:space="preserve">, dedicated deploy user, pm2 ecosystem file) and the staging-vs-production credential-isolation decision — both tracked under Chunk 4’s remaining checklist and Chunk 13.</w:t>
+        <w:t xml:space="preserve"> </w:t>
+      </w:r>
+      <w:r>
+        <w:t xml:space="preserve">(was</w:t>
+      </w:r>
+      <w:r>
+        <w:t xml:space="preserve"> </w:t>
+      </w:r>
+      <w:r>
+        <w:rPr>
+          <w:rStyle w:val="VerbatimChar"/>
+        </w:rPr>
+        <w:t xml:space="preserve">-rw-rw-r--</w:t>
+      </w:r>
+      <w:r>
+        <w:t xml:space="preserve">, group + other readable); confirmed not reachable over HTTPS (</w:t>
+      </w:r>
+      <w:r>
+        <w:rPr>
+          <w:rStyle w:val="VerbatimChar"/>
+        </w:rPr>
+        <w:t xml:space="preserve">/.env</w:t>
+      </w:r>
+      <w:r>
+        <w:t xml:space="preserve"> </w:t>
+      </w:r>
+      <w:r>
+        <w:t xml:space="preserve">and</w:t>
+      </w:r>
+      <w:r>
+        <w:t xml:space="preserve"> </w:t>
+      </w:r>
+      <w:r>
+        <w:rPr>
+          <w:rStyle w:val="VerbatimChar"/>
+        </w:rPr>
+        <w:t xml:space="preserve">/../.env</w:t>
+      </w:r>
+      <w:r>
+        <w:t xml:space="preserve"> </w:t>
+      </w:r>
+      <w:r>
+        <w:t xml:space="preserve">both hit the API’s own 404, nginx does not serve the app directory);</w:t>
+      </w:r>
+      <w:r>
+        <w:t xml:space="preserve"> </w:t>
+      </w:r>
+      <w:r>
+        <w:rPr>
+          <w:rStyle w:val="VerbatimChar"/>
+        </w:rPr>
+        <w:t xml:space="preserve">~/.pm2/dump.pm2</w:t>
+      </w:r>
+      <w:r>
+        <w:t xml:space="preserve"> </w:t>
+      </w:r>
+      <w:r>
+        <w:t xml:space="preserve">confirmed to hold no secret values. The dedicated non-login</w:t>
+      </w:r>
+      <w:r>
+        <w:t xml:space="preserve"> </w:t>
+      </w:r>
+      <w:r>
+        <w:rPr>
+          <w:rStyle w:val="VerbatimChar"/>
+        </w:rPr>
+        <w:t xml:space="preserve">deploy</w:t>
+      </w:r>
+      <w:r>
+        <w:t xml:space="preserve"> </w:t>
+      </w:r>
+      <w:r>
+        <w:t xml:space="preserve">user and a pm2 ecosystem file are</w:t>
+      </w:r>
+      <w:r>
+        <w:t xml:space="preserve"> </w:t>
+      </w:r>
+      <w:r>
+        <w:rPr>
+          <w:b/>
+          <w:bCs/>
+        </w:rPr>
+        <w:t xml:space="preserve">deferred to Chunk 13</w:t>
+      </w:r>
+      <w:r>
+        <w:t xml:space="preserve"> </w:t>
+      </w:r>
+      <w:r>
+        <w:t xml:space="preserve">— they change the deploy workflow (every</w:t>
+      </w:r>
+      <w:r>
+        <w:t xml:space="preserve"> </w:t>
+      </w:r>
+      <w:r>
+        <w:rPr>
+          <w:rStyle w:val="VerbatimChar"/>
+        </w:rPr>
+        <w:t xml:space="preserve">git pull</w:t>
+      </w:r>
+      <w:r>
+        <w:t xml:space="preserve"> </w:t>
+      </w:r>
+      <w:r>
+        <w:t xml:space="preserve">/</w:t>
+      </w:r>
+      <w:r>
+        <w:t xml:space="preserve"> </w:t>
+      </w:r>
+      <w:r>
+        <w:rPr>
+          <w:rStyle w:val="VerbatimChar"/>
+        </w:rPr>
+        <w:t xml:space="preserve">npm install</w:t>
+      </w:r>
+      <w:r>
+        <w:t xml:space="preserve"> </w:t>
+      </w:r>
+      <w:r>
+        <w:t xml:space="preserve">/</w:t>
+      </w:r>
+      <w:r>
+        <w:t xml:space="preserve"> </w:t>
+      </w:r>
+      <w:r>
+        <w:rPr>
+          <w:rStyle w:val="VerbatimChar"/>
+        </w:rPr>
+        <w:t xml:space="preserve">pm2</w:t>
+      </w:r>
+      <w:r>
+        <w:t xml:space="preserve"> </w:t>
+      </w:r>
+      <w:r>
+        <w:t xml:space="preserve">command would run as that user) and are better done alongside the rest of the VPS review.</w:t>
+      </w:r>
+    </w:p>
+    <w:p>
+      <w:pPr>
+        <w:pStyle w:val="BodyText"/>
+      </w:pPr>
+      <w:r>
+        <w:rPr>
+          <w:b/>
+          <w:bCs/>
+        </w:rPr>
+        <w:t xml:space="preserve">Staging vs production credential isolation (recorded 2026-09-08):</w:t>
+      </w:r>
+    </w:p>
+    <w:tbl>
+      <w:tblPr>
+        <w:tblStyle w:val="Table"/>
+        <w:tblW w:type="pct" w:w="5000"/>
+        <w:tblLayout w:type="fixed"/>
+        <w:tblLook w:firstRow="1" w:lastRow="0" w:firstColumn="0" w:lastColumn="0" w:noHBand="0" w:noVBand="0" w:val="0020"/>
+      </w:tblPr>
+      <w:tblGrid>
+        <w:gridCol w:w="2640"/>
+        <w:gridCol w:w="2640"/>
+        <w:gridCol w:w="2640"/>
+      </w:tblGrid>
+      <w:tr>
+        <w:trPr>
+          <w:tblHeader w:val="on"/>
+        </w:trPr>
+        <w:tc>
+          <w:tcPr/>
+          <w:p>
+            <w:pPr>
+              <w:pStyle w:val="Compact"/>
+            </w:pPr>
+            <w:r>
+              <w:t xml:space="preserve">Resource</w:t>
+            </w:r>
+          </w:p>
+        </w:tc>
+        <w:tc>
+          <w:tcPr/>
+          <w:p>
+            <w:pPr>
+              <w:pStyle w:val="Compact"/>
+            </w:pPr>
+            <w:r>
+              <w:t xml:space="preserve">Isolated?</w:t>
+            </w:r>
+          </w:p>
+        </w:tc>
+        <w:tc>
+          <w:tcPr/>
+          <w:p>
+            <w:pPr>
+              <w:pStyle w:val="Compact"/>
+            </w:pPr>
+            <w:r>
+              <w:t xml:space="preserve">Notes</w:t>
+            </w:r>
+          </w:p>
+        </w:tc>
+      </w:tr>
+      <w:tr>
+        <w:tc>
+          <w:tcPr/>
+          <w:p>
+            <w:pPr>
+              <w:pStyle w:val="Compact"/>
+            </w:pPr>
+            <w:r>
+              <w:t xml:space="preserve">Payment provider keys (Stripe / PayPal / PagBank)</w:t>
+            </w:r>
+          </w:p>
+        </w:tc>
+        <w:tc>
+          <w:tcPr/>
+          <w:p>
+            <w:pPr>
+              <w:pStyle w:val="Compact"/>
+            </w:pPr>
+            <w:r>
+              <w:rPr>
+                <w:b/>
+                <w:bCs/>
+              </w:rPr>
+              <w:t xml:space="preserve">Yes</w:t>
+            </w:r>
+          </w:p>
+        </w:tc>
+        <w:tc>
+          <w:tcPr/>
+          <w:p>
+            <w:pPr>
+              <w:pStyle w:val="Compact"/>
+            </w:pPr>
+            <w:r>
+              <w:t xml:space="preserve">Production holds the live keys; staging uses test/sandbox keys only.</w:t>
+            </w:r>
+          </w:p>
+        </w:tc>
+      </w:tr>
+      <w:tr>
+        <w:tc>
+          <w:tcPr/>
+          <w:p>
+            <w:pPr>
+              <w:pStyle w:val="Compact"/>
+            </w:pPr>
+            <w:r>
+              <w:t xml:space="preserve">MongoDB database</w:t>
+            </w:r>
+          </w:p>
+        </w:tc>
+        <w:tc>
+          <w:tcPr/>
+          <w:p>
+            <w:pPr>
+              <w:pStyle w:val="Compact"/>
+            </w:pPr>
+            <w:r>
+              <w:rPr>
+                <w:b/>
+                <w:bCs/>
+              </w:rPr>
+              <w:t xml:space="preserve">Yes</w:t>
+            </w:r>
+          </w:p>
+        </w:tc>
+        <w:tc>
+          <w:tcPr/>
+          <w:p>
+            <w:pPr>
+              <w:pStyle w:val="Compact"/>
+            </w:pPr>
+            <w:r>
+              <w:t xml:space="preserve">Separate databases.</w:t>
+            </w:r>
+          </w:p>
+        </w:tc>
+      </w:tr>
+      <w:tr>
+        <w:tc>
+          <w:tcPr/>
+          <w:p>
+            <w:pPr>
+              <w:pStyle w:val="Compact"/>
+            </w:pPr>
+            <w:r>
+              <w:t xml:space="preserve">S3 bucket</w:t>
+            </w:r>
+          </w:p>
+        </w:tc>
+        <w:tc>
+          <w:tcPr/>
+          <w:p>
+            <w:pPr>
+              <w:pStyle w:val="Compact"/>
+            </w:pPr>
+            <w:r>
+              <w:rPr>
+                <w:b/>
+                <w:bCs/>
+              </w:rPr>
+              <w:t xml:space="preserve">No — shared</w:t>
+            </w:r>
+          </w:p>
+        </w:tc>
+        <w:tc>
+          <w:tcPr/>
+          <w:p>
+            <w:pPr>
+              <w:pStyle w:val="Compact"/>
+            </w:pPr>
+            <w:r>
+              <w:t xml:space="preserve">Single bucket for both, for cost reasons.</w:t>
+            </w:r>
+          </w:p>
+        </w:tc>
+      </w:tr>
+      <w:tr>
+        <w:tc>
+          <w:tcPr/>
+          <w:p>
+            <w:pPr>
+              <w:pStyle w:val="Compact"/>
+            </w:pPr>
+            <w:r>
+              <w:t xml:space="preserve">Staging server</w:t>
+            </w:r>
+          </w:p>
+        </w:tc>
+        <w:tc>
+          <w:tcPr/>
+          <w:p>
+            <w:pPr>
+              <w:pStyle w:val="Compact"/>
+            </w:pPr>
+            <w:r>
+              <w:t xml:space="preserve">Currently</w:t>
+            </w:r>
+            <w:r>
+              <w:t xml:space="preserve"> </w:t>
+            </w:r>
+            <w:r>
+              <w:rPr>
+                <w:b/>
+                <w:bCs/>
+              </w:rPr>
+              <w:t xml:space="preserve">stopped</w:t>
+            </w:r>
+          </w:p>
+        </w:tc>
+        <w:tc>
+          <w:tcPr/>
+          <w:p>
+            <w:pPr>
+              <w:pStyle w:val="Compact"/>
+            </w:pPr>
+            <w:r>
+              <w:t xml:space="preserve">Only ever used by one person (the developer) for testing, with test keys.</w:t>
+            </w:r>
+          </w:p>
+        </w:tc>
+      </w:tr>
+    </w:tbl>
+    <w:p>
+      <w:pPr>
+        <w:pStyle w:val="BodyText"/>
+      </w:pPr>
+      <w:r>
+        <w:rPr>
+          <w:b/>
+          <w:bCs/>
+        </w:rPr>
+        <w:t xml:space="preserve">Accepted risk:</w:t>
+      </w:r>
+      <w:r>
+        <w:t xml:space="preserve"> </w:t>
+      </w:r>
+      <w:r>
+        <w:t xml:space="preserve">the shared S3 bucket means that if staging is brought back online, staging code would hold credentials that can read/write the</w:t>
+      </w:r>
+      <w:r>
+        <w:t xml:space="preserve"> </w:t>
+      </w:r>
+      <w:r>
+        <w:rPr>
+          <w:b/>
+          <w:bCs/>
+        </w:rPr>
+        <w:t xml:space="preserve">production</w:t>
+      </w:r>
+      <w:r>
+        <w:t xml:space="preserve"> </w:t>
+      </w:r>
+      <w:r>
+        <w:t xml:space="preserve">media bucket (children’s audio, Kids Wall photos, avatars). While staging is stopped this is inert.</w:t>
+      </w:r>
+      <w:r>
+        <w:t xml:space="preserve"> </w:t>
+      </w:r>
+      <w:r>
+        <w:rPr>
+          <w:b/>
+          <w:bCs/>
+        </w:rPr>
+        <w:t xml:space="preserve">Before staging is restarted</w:t>
+      </w:r>
+      <w:r>
+        <w:t xml:space="preserve">, do one of: (a) a separate bucket, (b) a separate low-cost bucket, or (c) keep one bucket but scope staging’s IAM user to a</w:t>
+      </w:r>
+      <w:r>
+        <w:t xml:space="preserve"> </w:t>
+      </w:r>
+      <w:r>
+        <w:rPr>
+          <w:rStyle w:val="VerbatimChar"/>
+        </w:rPr>
+        <w:t xml:space="preserve">staging/</w:t>
+      </w:r>
+      <w:r>
+        <w:t xml:space="preserve"> </w:t>
+      </w:r>
+      <w:r>
+        <w:t xml:space="preserve">key prefix with least privilege (</w:t>
+      </w:r>
+      <w:r>
+        <w:rPr>
+          <w:rStyle w:val="VerbatimChar"/>
+        </w:rPr>
+        <w:t xml:space="preserve">GetObject</w:t>
+      </w:r>
+      <w:r>
+        <w:t xml:space="preserve">/</w:t>
+      </w:r>
+      <w:r>
+        <w:rPr>
+          <w:rStyle w:val="VerbatimChar"/>
+        </w:rPr>
+        <w:t xml:space="preserve">PutObject</w:t>
+      </w:r>
+      <w:r>
+        <w:t xml:space="preserve"> </w:t>
+      </w:r>
+      <w:r>
+        <w:t xml:space="preserve">on that prefix only — near-zero cost). This is logged as an accepted risk for now and folded into Chunk 13 (S3/IAM least-privilege).</w:t>
       </w:r>
     </w:p>
     <w:bookmarkEnd w:id="94"/>

--- a/docs/SECURITY_AUDIT_2026.docx
+++ b/docs/SECURITY_AUDIT_2026.docx
@@ -12869,7 +12869,7 @@
       </w:r>
     </w:p>
     <w:bookmarkEnd w:id="50"/>
-    <w:bookmarkStart w:id="51" w:name="X7a647e0291b862c3c3ce2bfe91a3ca307b67900"/>
+    <w:bookmarkStart w:id="51" w:name="Xe5197c0b05b6f5ec2e86104b4e8b5621e3f32d5"/>
     <w:p>
       <w:pPr>
         <w:pStyle w:val="Heading3"/>
@@ -12886,6 +12886,22 @@
           <w:bCs/>
         </w:rPr>
         <w:t xml:space="preserve">HIGH</w:t>
+      </w:r>
+      <w:r>
+        <w:t xml:space="preserve"> </w:t>
+      </w:r>
+      <w:r>
+        <w:t xml:space="preserve">·</w:t>
+      </w:r>
+      <w:r>
+        <w:t xml:space="preserve"> </w:t>
+      </w:r>
+      <w:r>
+        <w:rPr>
+          <w:b/>
+          <w:bCs/>
+        </w:rPr>
+        <w:t xml:space="preserve">Status: FIXED (2026-09-09)</w:t>
       </w:r>
     </w:p>
     <w:p>
@@ -13266,6 +13282,649 @@
       </w:r>
       <w:r>
         <w:t xml:space="preserve">.</w:t>
+      </w:r>
+    </w:p>
+    <w:p>
+      <w:pPr>
+        <w:pStyle w:val="FirstParagraph"/>
+      </w:pPr>
+      <w:r>
+        <w:rPr>
+          <w:b/>
+          <w:bCs/>
+        </w:rPr>
+        <w:t xml:space="preserve">What shipped (2026-09-09):</w:t>
+      </w:r>
+      <w:r>
+        <w:t xml:space="preserve"> </w:t>
+      </w:r>
+      <w:r>
+        <w:t xml:space="preserve">-</w:t>
+      </w:r>
+      <w:r>
+        <w:t xml:space="preserve"> </w:t>
+      </w:r>
+      <w:r>
+        <w:rPr>
+          <w:rStyle w:val="VerbatimChar"/>
+          <w:b/>
+          <w:bCs/>
+        </w:rPr>
+        <w:t xml:space="preserve">backend/config/logger.js</w:t>
+      </w:r>
+      <w:r>
+        <w:t xml:space="preserve"> </w:t>
+      </w:r>
+      <w:r>
+        <w:t xml:space="preserve">— a</w:t>
+      </w:r>
+      <w:r>
+        <w:t xml:space="preserve"> </w:t>
+      </w:r>
+      <w:r>
+        <w:rPr>
+          <w:rStyle w:val="VerbatimChar"/>
+        </w:rPr>
+        <w:t xml:space="preserve">pino</w:t>
+      </w:r>
+      <w:r>
+        <w:t xml:space="preserve"> </w:t>
+      </w:r>
+      <w:r>
+        <w:t xml:space="preserve">logger with a recursive scrubber that masks sensitive keys at any depth (passwords, all</w:t>
+      </w:r>
+      <w:r>
+        <w:t xml:space="preserve"> </w:t>
+      </w:r>
+      <w:r>
+        <w:rPr>
+          <w:rStyle w:val="VerbatimChar"/>
+        </w:rPr>
+        <w:t xml:space="preserve">*token*</w:t>
+      </w:r>
+      <w:r>
+        <w:t xml:space="preserve">/</w:t>
+      </w:r>
+      <w:r>
+        <w:rPr>
+          <w:rStyle w:val="VerbatimChar"/>
+        </w:rPr>
+        <w:t xml:space="preserve">*secret*</w:t>
+      </w:r>
+      <w:r>
+        <w:t xml:space="preserve"> </w:t>
+      </w:r>
+      <w:r>
+        <w:t xml:space="preserve">keys, JWTs,</w:t>
+      </w:r>
+      <w:r>
+        <w:t xml:space="preserve"> </w:t>
+      </w:r>
+      <w:r>
+        <w:rPr>
+          <w:rStyle w:val="VerbatimChar"/>
+        </w:rPr>
+        <w:t xml:space="preserve">Authorization</w:t>
+      </w:r>
+      <w:r>
+        <w:t xml:space="preserve">/</w:t>
+      </w:r>
+      <w:r>
+        <w:rPr>
+          <w:rStyle w:val="VerbatimChar"/>
+        </w:rPr>
+        <w:t xml:space="preserve">Cookie</w:t>
+      </w:r>
+      <w:r>
+        <w:t xml:space="preserve">,</w:t>
+      </w:r>
+      <w:r>
+        <w:t xml:space="preserve"> </w:t>
+      </w:r>
+      <w:r>
+        <w:rPr>
+          <w:rStyle w:val="VerbatimChar"/>
+        </w:rPr>
+        <w:t xml:space="preserve">client_secret</w:t>
+      </w:r>
+      <w:r>
+        <w:t xml:space="preserve">, API keys, connection strings with inline credentials, OTP/reset codes, card number/CVV, CPF/tax id) and child/user PII (display name, full name, DOB, phone, address, photo URLs; email partially masked). A</w:t>
+      </w:r>
+      <w:r>
+        <w:t xml:space="preserve"> </w:t>
+      </w:r>
+      <w:r>
+        <w:rPr>
+          <w:rStyle w:val="VerbatimChar"/>
+        </w:rPr>
+        <w:t xml:space="preserve">logMethod</w:t>
+      </w:r>
+      <w:r>
+        <w:t xml:space="preserve"> </w:t>
+      </w:r>
+      <w:r>
+        <w:t xml:space="preserve">hook scrubs the message string too, so a token interpolated into a template literal is caught. Errors serialize to</w:t>
+      </w:r>
+      <w:r>
+        <w:t xml:space="preserve"> </w:t>
+      </w:r>
+      <w:r>
+        <w:rPr>
+          <w:rStyle w:val="VerbatimChar"/>
+        </w:rPr>
+        <w:t xml:space="preserve">{ type, message, code }</w:t>
+      </w:r>
+      <w:r>
+        <w:t xml:space="preserve"> </w:t>
+      </w:r>
+      <w:r>
+        <w:t xml:space="preserve">with the stack only outside production, message and stack scrubbed. Dev output is human-readable (</w:t>
+      </w:r>
+      <w:r>
+        <w:rPr>
+          <w:rStyle w:val="VerbatimChar"/>
+        </w:rPr>
+        <w:t xml:space="preserve">pino-pretty</w:t>
+      </w:r>
+      <w:r>
+        <w:t xml:space="preserve">), production is JSON, tests are silent.</w:t>
+      </w:r>
+      <w:r>
+        <w:t xml:space="preserve"> </w:t>
+      </w:r>
+      <w:r>
+        <w:t xml:space="preserve">-</w:t>
+      </w:r>
+      <w:r>
+        <w:t xml:space="preserve"> </w:t>
+      </w:r>
+      <w:r>
+        <w:rPr>
+          <w:rStyle w:val="VerbatimChar"/>
+          <w:b/>
+          <w:bCs/>
+        </w:rPr>
+        <w:t xml:space="preserve">server.js</w:t>
+      </w:r>
+      <w:r>
+        <w:t xml:space="preserve"> </w:t>
+      </w:r>
+      <w:r>
+        <w:t xml:space="preserve">—</w:t>
+      </w:r>
+      <w:r>
+        <w:t xml:space="preserve"> </w:t>
+      </w:r>
+      <w:r>
+        <w:rPr>
+          <w:rStyle w:val="VerbatimChar"/>
+        </w:rPr>
+        <w:t xml:space="preserve">morgan</w:t>
+      </w:r>
+      <w:r>
+        <w:t xml:space="preserve"> </w:t>
+      </w:r>
+      <w:r>
+        <w:t xml:space="preserve">replaced with</w:t>
+      </w:r>
+      <w:r>
+        <w:t xml:space="preserve"> </w:t>
+      </w:r>
+      <w:r>
+        <w:rPr>
+          <w:rStyle w:val="VerbatimChar"/>
+        </w:rPr>
+        <w:t xml:space="preserve">pino-http</w:t>
+      </w:r>
+      <w:r>
+        <w:t xml:space="preserve">: request logs carry</w:t>
+      </w:r>
+      <w:r>
+        <w:t xml:space="preserve"> </w:t>
+      </w:r>
+      <w:r>
+        <w:rPr>
+          <w:rStyle w:val="VerbatimChar"/>
+        </w:rPr>
+        <w:t xml:space="preserve">req.id</w:t>
+      </w:r>
+      <w:r>
+        <w:t xml:space="preserve">, log the URL</w:t>
+      </w:r>
+      <w:r>
+        <w:t xml:space="preserve"> </w:t>
+      </w:r>
+      <w:r>
+        <w:rPr>
+          <w:b/>
+          <w:bCs/>
+        </w:rPr>
+        <w:t xml:space="preserve">without its query string</w:t>
+      </w:r>
+      <w:r>
+        <w:t xml:space="preserve">, drop</w:t>
+      </w:r>
+      <w:r>
+        <w:t xml:space="preserve"> </w:t>
+      </w:r>
+      <w:r>
+        <w:rPr>
+          <w:rStyle w:val="VerbatimChar"/>
+        </w:rPr>
+        <w:t xml:space="preserve">Authorization</w:t>
+      </w:r>
+      <w:r>
+        <w:t xml:space="preserve">/</w:t>
+      </w:r>
+      <w:r>
+        <w:rPr>
+          <w:rStyle w:val="VerbatimChar"/>
+        </w:rPr>
+        <w:t xml:space="preserve">Cookie</w:t>
+      </w:r>
+      <w:r>
+        <w:t xml:space="preserve">, and skip the health check.</w:t>
+      </w:r>
+      <w:r>
+        <w:t xml:space="preserve"> </w:t>
+      </w:r>
+      <w:r>
+        <w:rPr>
+          <w:rStyle w:val="VerbatimChar"/>
+        </w:rPr>
+        <w:t xml:space="preserve">customLogLevel</w:t>
+      </w:r>
+      <w:r>
+        <w:t xml:space="preserve"> </w:t>
+      </w:r>
+      <w:r>
+        <w:t xml:space="preserve">maps 5xx→error, 4xx→warn. The startup mail-config line no longer prints host/port — only</w:t>
+      </w:r>
+      <w:r>
+        <w:t xml:space="preserve"> </w:t>
+      </w:r>
+      <w:r>
+        <w:rPr>
+          <w:rStyle w:val="VerbatimChar"/>
+        </w:rPr>
+        <w:t xml:space="preserve">smtpConfigured: true|false</w:t>
+      </w:r>
+      <w:r>
+        <w:t xml:space="preserve">.</w:t>
+      </w:r>
+      <w:r>
+        <w:t xml:space="preserve"> </w:t>
+      </w:r>
+      <w:r>
+        <w:t xml:space="preserve">-</w:t>
+      </w:r>
+      <w:r>
+        <w:t xml:space="preserve"> </w:t>
+      </w:r>
+      <w:r>
+        <w:rPr>
+          <w:rStyle w:val="VerbatimChar"/>
+          <w:b/>
+          <w:bCs/>
+        </w:rPr>
+        <w:t xml:space="preserve">middleware/errorHandler.js</w:t>
+      </w:r>
+      <w:r>
+        <w:t xml:space="preserve"> </w:t>
+      </w:r>
+      <w:r>
+        <w:t xml:space="preserve">— logs via the scrubbing logger (per-request child when available), keyed by request id.</w:t>
+      </w:r>
+      <w:r>
+        <w:t xml:space="preserve"> </w:t>
+      </w:r>
+      <w:r>
+        <w:t xml:space="preserve">-</w:t>
+      </w:r>
+      <w:r>
+        <w:t xml:space="preserve"> </w:t>
+      </w:r>
+      <w:r>
+        <w:rPr>
+          <w:b/>
+          <w:bCs/>
+        </w:rPr>
+        <w:t xml:space="preserve">The sweep</w:t>
+      </w:r>
+      <w:r>
+        <w:t xml:space="preserve"> </w:t>
+      </w:r>
+      <w:r>
+        <w:t xml:space="preserve">— all</w:t>
+      </w:r>
+      <w:r>
+        <w:t xml:space="preserve"> </w:t>
+      </w:r>
+      <w:r>
+        <w:rPr>
+          <w:b/>
+          <w:bCs/>
+        </w:rPr>
+        <w:t xml:space="preserve">437</w:t>
+      </w:r>
+      <w:r>
+        <w:rPr>
+          <w:b/>
+          <w:bCs/>
+        </w:rPr>
+        <w:t xml:space="preserve"> </w:t>
+      </w:r>
+      <w:r>
+        <w:rPr>
+          <w:rStyle w:val="VerbatimChar"/>
+          <w:b/>
+          <w:bCs/>
+        </w:rPr>
+        <w:t xml:space="preserve">console.*</w:t>
+      </w:r>
+      <w:r>
+        <w:rPr>
+          <w:b/>
+          <w:bCs/>
+        </w:rPr>
+        <w:t xml:space="preserve"> </w:t>
+      </w:r>
+      <w:r>
+        <w:rPr>
+          <w:b/>
+          <w:bCs/>
+        </w:rPr>
+        <w:t xml:space="preserve">calls across 58 files</w:t>
+      </w:r>
+      <w:r>
+        <w:t xml:space="preserve"> </w:t>
+      </w:r>
+      <w:r>
+        <w:t xml:space="preserve">in</w:t>
+      </w:r>
+      <w:r>
+        <w:t xml:space="preserve"> </w:t>
+      </w:r>
+      <w:r>
+        <w:rPr>
+          <w:rStyle w:val="VerbatimChar"/>
+        </w:rPr>
+        <w:t xml:space="preserve">controllers/</w:t>
+      </w:r>
+      <w:r>
+        <w:t xml:space="preserve">,</w:t>
+      </w:r>
+      <w:r>
+        <w:t xml:space="preserve"> </w:t>
+      </w:r>
+      <w:r>
+        <w:rPr>
+          <w:rStyle w:val="VerbatimChar"/>
+        </w:rPr>
+        <w:t xml:space="preserve">services/</w:t>
+      </w:r>
+      <w:r>
+        <w:t xml:space="preserve">,</w:t>
+      </w:r>
+      <w:r>
+        <w:t xml:space="preserve"> </w:t>
+      </w:r>
+      <w:r>
+        <w:rPr>
+          <w:rStyle w:val="VerbatimChar"/>
+        </w:rPr>
+        <w:t xml:space="preserve">jobs/</w:t>
+      </w:r>
+      <w:r>
+        <w:t xml:space="preserve">,</w:t>
+      </w:r>
+      <w:r>
+        <w:t xml:space="preserve"> </w:t>
+      </w:r>
+      <w:r>
+        <w:rPr>
+          <w:rStyle w:val="VerbatimChar"/>
+        </w:rPr>
+        <w:t xml:space="preserve">middleware/</w:t>
+      </w:r>
+      <w:r>
+        <w:t xml:space="preserve"> </w:t>
+      </w:r>
+      <w:r>
+        <w:t xml:space="preserve">now go through the logger. The four Stripe</w:t>
+      </w:r>
+      <w:r>
+        <w:t xml:space="preserve"> </w:t>
+      </w:r>
+      <w:r>
+        <w:rPr>
+          <w:rStyle w:val="VerbatimChar"/>
+        </w:rPr>
+        <w:t xml:space="preserve">JSON.stringify(...full object...)</w:t>
+      </w:r>
+      <w:r>
+        <w:t xml:space="preserve"> </w:t>
+      </w:r>
+      <w:r>
+        <w:t xml:space="preserve">debug dumps were replaced with one-line</w:t>
+      </w:r>
+      <w:r>
+        <w:t xml:space="preserve"> </w:t>
+      </w:r>
+      <w:r>
+        <w:rPr>
+          <w:rStyle w:val="VerbatimChar"/>
+        </w:rPr>
+        <w:t xml:space="preserve">logger.debug</w:t>
+      </w:r>
+      <w:r>
+        <w:t xml:space="preserve"> </w:t>
+      </w:r>
+      <w:r>
+        <w:t xml:space="preserve">of just the ids; the</w:t>
+      </w:r>
+      <w:r>
+        <w:t xml:space="preserve"> </w:t>
+      </w:r>
+      <w:r>
+        <w:rPr>
+          <w:rStyle w:val="VerbatimChar"/>
+        </w:rPr>
+        <w:t xml:space="preserve">[Book Completion]</w:t>
+      </w:r>
+      <w:r>
+        <w:t xml:space="preserve"> </w:t>
+      </w:r>
+      <w:r>
+        <w:t xml:space="preserve">request-tracing block and the YouTube-Live / SCORM / Meet diagnostic dumps were downgraded from</w:t>
+      </w:r>
+      <w:r>
+        <w:t xml:space="preserve"> </w:t>
+      </w:r>
+      <w:r>
+        <w:rPr>
+          <w:rStyle w:val="VerbatimChar"/>
+        </w:rPr>
+        <w:t xml:space="preserve">info</w:t>
+      </w:r>
+      <w:r>
+        <w:t xml:space="preserve"> </w:t>
+      </w:r>
+      <w:r>
+        <w:t xml:space="preserve">to</w:t>
+      </w:r>
+      <w:r>
+        <w:t xml:space="preserve"> </w:t>
+      </w:r>
+      <w:r>
+        <w:rPr>
+          <w:rStyle w:val="VerbatimChar"/>
+        </w:rPr>
+        <w:t xml:space="preserve">debug</w:t>
+      </w:r>
+      <w:r>
+        <w:t xml:space="preserve">.</w:t>
+      </w:r>
+      <w:r>
+        <w:t xml:space="preserve"> </w:t>
+      </w:r>
+      <w:r>
+        <w:t xml:space="preserve">-</w:t>
+      </w:r>
+      <w:r>
+        <w:t xml:space="preserve"> </w:t>
+      </w:r>
+      <w:r>
+        <w:rPr>
+          <w:b/>
+          <w:bCs/>
+        </w:rPr>
+        <w:t xml:space="preserve">CI gate</w:t>
+      </w:r>
+      <w:r>
+        <w:t xml:space="preserve"> </w:t>
+      </w:r>
+      <w:r>
+        <w:t xml:space="preserve">—</w:t>
+      </w:r>
+      <w:r>
+        <w:t xml:space="preserve"> </w:t>
+      </w:r>
+      <w:r>
+        <w:rPr>
+          <w:rStyle w:val="VerbatimChar"/>
+        </w:rPr>
+        <w:t xml:space="preserve">security.yml</w:t>
+      </w:r>
+      <w:r>
+        <w:t xml:space="preserve"> </w:t>
+      </w:r>
+      <w:r>
+        <w:t xml:space="preserve">fails the build if any</w:t>
+      </w:r>
+      <w:r>
+        <w:t xml:space="preserve"> </w:t>
+      </w:r>
+      <w:r>
+        <w:rPr>
+          <w:rStyle w:val="VerbatimChar"/>
+        </w:rPr>
+        <w:t xml:space="preserve">console.*</w:t>
+      </w:r>
+      <w:r>
+        <w:t xml:space="preserve"> </w:t>
+      </w:r>
+      <w:r>
+        <w:t xml:space="preserve">reappears in backend request-path code.</w:t>
+      </w:r>
+      <w:r>
+        <w:t xml:space="preserve"> </w:t>
+      </w:r>
+      <w:r>
+        <w:t xml:space="preserve">-</w:t>
+      </w:r>
+      <w:r>
+        <w:t xml:space="preserve"> </w:t>
+      </w:r>
+      <w:r>
+        <w:rPr>
+          <w:rStyle w:val="VerbatimChar"/>
+          <w:b/>
+          <w:bCs/>
+        </w:rPr>
+        <w:t xml:space="preserve">docs/LOG_RETENTION_AND_ACCESS.md</w:t>
+      </w:r>
+      <w:r>
+        <w:t xml:space="preserve"> </w:t>
+      </w:r>
+      <w:r>
+        <w:t xml:space="preserve">— draft retention (60-day hot) + access (SSH-only, named readers) +</w:t>
+      </w:r>
+      <w:r>
+        <w:t xml:space="preserve"> </w:t>
+      </w:r>
+      <w:r>
+        <w:t xml:space="preserve">“no PII in alerts”</w:t>
+      </w:r>
+      <w:r>
+        <w:t xml:space="preserve"> </w:t>
+      </w:r>
+      <w:r>
+        <w:t xml:space="preserve">policy; the numbers/names need client confirmation and the rotation transport is a Chunk 13 item.</w:t>
+      </w:r>
+      <w:r>
+        <w:t xml:space="preserve"> </w:t>
+      </w:r>
+      <w:r>
+        <w:t xml:space="preserve">-</w:t>
+      </w:r>
+      <w:r>
+        <w:t xml:space="preserve"> </w:t>
+      </w:r>
+      <w:r>
+        <w:rPr>
+          <w:b/>
+          <w:bCs/>
+        </w:rPr>
+        <w:t xml:space="preserve">Tests</w:t>
+      </w:r>
+      <w:r>
+        <w:t xml:space="preserve"> </w:t>
+      </w:r>
+      <w:r>
+        <w:t xml:space="preserve">—</w:t>
+      </w:r>
+      <w:r>
+        <w:t xml:space="preserve"> </w:t>
+      </w:r>
+      <w:r>
+        <w:rPr>
+          <w:rStyle w:val="VerbatimChar"/>
+        </w:rPr>
+        <w:t xml:space="preserve">logger.redaction.test.js</w:t>
+      </w:r>
+      <w:r>
+        <w:t xml:space="preserve"> </w:t>
+      </w:r>
+      <w:r>
+        <w:t xml:space="preserve">(12) unit-tests the scrubber;</w:t>
+      </w:r>
+      <w:r>
+        <w:t xml:space="preserve"> </w:t>
+      </w:r>
+      <w:r>
+        <w:rPr>
+          <w:rStyle w:val="VerbatimChar"/>
+        </w:rPr>
+        <w:t xml:space="preserve">logging.noSecrets.test.js</w:t>
+      </w:r>
+      <w:r>
+        <w:t xml:space="preserve"> </w:t>
+      </w:r>
+      <w:r>
+        <w:t xml:space="preserve">(7) drives representative payloads (user doc, auth error, JWT in a header and a message, webhook body, axios provider error, child profile, Mongo URI in an error) and asserts nothing sensitive reaches the captured output.</w:t>
+      </w:r>
+      <w:r>
+        <w:t xml:space="preserve"> </w:t>
+      </w:r>
+      <w:r>
+        <w:t xml:space="preserve">-</w:t>
+      </w:r>
+      <w:r>
+        <w:t xml:space="preserve"> </w:t>
+      </w:r>
+      <w:r>
+        <w:rPr>
+          <w:b/>
+          <w:bCs/>
+        </w:rPr>
+        <w:t xml:space="preserve">Not done here:</w:t>
+      </w:r>
+      <w:r>
+        <w:t xml:space="preserve"> </w:t>
+      </w:r>
+      <w:r>
+        <w:t xml:space="preserve">shipping logs to a central access-controlled store (Chunk 13); deleting the retired SCORM module (still routed — its 82 log calls were swept, not removed).</w:t>
       </w:r>
     </w:p>
     <w:bookmarkEnd w:id="51"/>

--- a/docs/SECURITY_AUDIT_2026.docx
+++ b/docs/SECURITY_AUDIT_2026.docx
@@ -9607,7 +9607,7 @@
       </w:r>
     </w:p>
     <w:bookmarkEnd w:id="38"/>
-    <w:bookmarkStart w:id="44" w:name="X1be2d7b189b0eb451432bdedf58e601aeee4dbc"/>
+    <w:bookmarkStart w:id="44" w:name="X874bcf17f7034dd0cb7c267ac77166826944a0f"/>
     <w:p>
       <w:pPr>
         <w:pStyle w:val="Heading3"/>
@@ -9624,6 +9624,22 @@
           <w:bCs/>
         </w:rPr>
         <w:t xml:space="preserve">HIGH (COPPA/LGPD)</w:t>
+      </w:r>
+      <w:r>
+        <w:t xml:space="preserve"> </w:t>
+      </w:r>
+      <w:r>
+        <w:t xml:space="preserve">·</w:t>
+      </w:r>
+      <w:r>
+        <w:t xml:space="preserve"> </w:t>
+      </w:r>
+      <w:r>
+        <w:rPr>
+          <w:b/>
+          <w:bCs/>
+        </w:rPr>
+        <w:t xml:space="preserve">Status: FIXED (2026-09-11)</w:t>
       </w:r>
     </w:p>
     <w:p>
@@ -10087,6 +10103,452 @@
       </w:r>
       <w:r>
         <w:t xml:space="preserve">.</w:t>
+      </w:r>
+    </w:p>
+    <w:p>
+      <w:pPr>
+        <w:pStyle w:val="FirstParagraph"/>
+      </w:pPr>
+      <w:r>
+        <w:rPr>
+          <w:b/>
+          <w:bCs/>
+        </w:rPr>
+        <w:t xml:space="preserve">What shipped (2026-09-11):</w:t>
+      </w:r>
+      <w:r>
+        <w:t xml:space="preserve"> </w:t>
+      </w:r>
+      <w:r>
+        <w:t xml:space="preserve">-</w:t>
+      </w:r>
+      <w:r>
+        <w:t xml:space="preserve"> </w:t>
+      </w:r>
+      <w:r>
+        <w:rPr>
+          <w:rStyle w:val="VerbatimChar"/>
+          <w:b/>
+          <w:bCs/>
+        </w:rPr>
+        <w:t xml:space="preserve">ChildProfile.kidsWallEnabled</w:t>
+      </w:r>
+      <w:r>
+        <w:rPr>
+          <w:b/>
+          <w:bCs/>
+        </w:rPr>
+        <w:t xml:space="preserve"> </w:t>
+      </w:r>
+      <w:r>
+        <w:rPr>
+          <w:b/>
+          <w:bCs/>
+        </w:rPr>
+        <w:t xml:space="preserve">now defaults to</w:t>
+      </w:r>
+      <w:r>
+        <w:rPr>
+          <w:b/>
+          <w:bCs/>
+        </w:rPr>
+        <w:t xml:space="preserve"> </w:t>
+      </w:r>
+      <w:r>
+        <w:rPr>
+          <w:rStyle w:val="VerbatimChar"/>
+          <w:b/>
+          <w:bCs/>
+        </w:rPr>
+        <w:t xml:space="preserve">false</w:t>
+      </w:r>
+      <w:r>
+        <w:t xml:space="preserve">, and a new</w:t>
+      </w:r>
+      <w:r>
+        <w:t xml:space="preserve"> </w:t>
+      </w:r>
+      <w:r>
+        <w:rPr>
+          <w:rStyle w:val="VerbatimChar"/>
+        </w:rPr>
+        <w:t xml:space="preserve">hasKidsWallConsent()</w:t>
+      </w:r>
+      <w:r>
+        <w:t xml:space="preserve"> </w:t>
+      </w:r>
+      <w:r>
+        <w:t xml:space="preserve">requires</w:t>
+      </w:r>
+      <w:r>
+        <w:t xml:space="preserve"> </w:t>
+      </w:r>
+      <w:r>
+        <w:rPr>
+          <w:b/>
+          <w:bCs/>
+        </w:rPr>
+        <w:t xml:space="preserve">both</w:t>
+      </w:r>
+      <w:r>
+        <w:t xml:space="preserve"> </w:t>
+      </w:r>
+      <w:r>
+        <w:t xml:space="preserve">the flag</w:t>
+      </w:r>
+      <w:r>
+        <w:t xml:space="preserve"> </w:t>
+      </w:r>
+      <w:r>
+        <w:rPr>
+          <w:rStyle w:val="VerbatimChar"/>
+        </w:rPr>
+        <w:t xml:space="preserve">=== true</w:t>
+      </w:r>
+      <w:r>
+        <w:t xml:space="preserve"> </w:t>
+      </w:r>
+      <w:r>
+        <w:rPr>
+          <w:b/>
+          <w:bCs/>
+        </w:rPr>
+        <w:t xml:space="preserve">and</w:t>
+      </w:r>
+      <w:r>
+        <w:t xml:space="preserve"> </w:t>
+      </w:r>
+      <w:r>
+        <w:t xml:space="preserve">a real</w:t>
+      </w:r>
+      <w:r>
+        <w:t xml:space="preserve"> </w:t>
+      </w:r>
+      <w:r>
+        <w:rPr>
+          <w:rStyle w:val="VerbatimChar"/>
+        </w:rPr>
+        <w:t xml:space="preserve">kidsWallConsentAt</w:t>
+      </w:r>
+      <w:r>
+        <w:t xml:space="preserve"> </w:t>
+      </w:r>
+      <w:r>
+        <w:t xml:space="preserve">timestamp — a bare boolean is no longer sufficient.</w:t>
+      </w:r>
+      <w:r>
+        <w:t xml:space="preserve"> </w:t>
+      </w:r>
+      <w:r>
+        <w:rPr>
+          <w:rStyle w:val="VerbatimChar"/>
+        </w:rPr>
+        <w:t xml:space="preserve">createChild</w:t>
+      </w:r>
+      <w:r>
+        <w:t xml:space="preserve"> </w:t>
+      </w:r>
+      <w:r>
+        <w:t xml:space="preserve">no longer sets either field; both are only ever written together by an explicit parent action (</w:t>
+      </w:r>
+      <w:r>
+        <w:rPr>
+          <w:rStyle w:val="VerbatimChar"/>
+        </w:rPr>
+        <w:t xml:space="preserve">PUT /api/children/:id/kids-wall-consent</w:t>
+      </w:r>
+      <w:r>
+        <w:t xml:space="preserve">), which now also records the request IP in a new</w:t>
+      </w:r>
+      <w:r>
+        <w:t xml:space="preserve"> </w:t>
+      </w:r>
+      <w:r>
+        <w:rPr>
+          <w:rStyle w:val="VerbatimChar"/>
+        </w:rPr>
+        <w:t xml:space="preserve">kidsWallConsentIp</w:t>
+      </w:r>
+      <w:r>
+        <w:t xml:space="preserve"> </w:t>
+      </w:r>
+      <w:r>
+        <w:t xml:space="preserve">field.</w:t>
+      </w:r>
+      <w:r>
+        <w:t xml:space="preserve"> </w:t>
+      </w:r>
+      <w:r>
+        <w:t xml:space="preserve">-</w:t>
+      </w:r>
+      <w:r>
+        <w:t xml:space="preserve"> </w:t>
+      </w:r>
+      <w:r>
+        <w:rPr>
+          <w:b/>
+          <w:bCs/>
+        </w:rPr>
+        <w:t xml:space="preserve">The consent-confirmation dialog was wired in</w:t>
+      </w:r>
+      <w:r>
+        <w:t xml:space="preserve"> </w:t>
+      </w:r>
+      <w:r>
+        <w:t xml:space="preserve">— the parent dashboard’s Kids Wall toggle now opens a disclosure + required-checkbox dialog before turning the feature on (the dialog component already existed in the codebase but was never rendered anywhere). Turning it off needs no extra step. The mobile app’s equivalent gate (</w:t>
+      </w:r>
+      <w:r>
+        <w:rPr>
+          <w:rStyle w:val="VerbatimChar"/>
+        </w:rPr>
+        <w:t xml:space="preserve">kidsWallEnabled</w:t>
+      </w:r>
+      <w:r>
+        <w:t xml:space="preserve"> </w:t>
+      </w:r>
+      <w:r>
+        <w:t xml:space="preserve">derivation in</w:t>
+      </w:r>
+      <w:r>
+        <w:t xml:space="preserve"> </w:t>
+      </w:r>
+      <w:r>
+        <w:rPr>
+          <w:rStyle w:val="VerbatimChar"/>
+        </w:rPr>
+        <w:t xml:space="preserve">useChildProfile</w:t>
+      </w:r>
+      <w:r>
+        <w:t xml:space="preserve">) was updated to match.</w:t>
+      </w:r>
+      <w:r>
+        <w:t xml:space="preserve"> </w:t>
+      </w:r>
+      <w:r>
+        <w:t xml:space="preserve">-</w:t>
+      </w:r>
+      <w:r>
+        <w:t xml:space="preserve"> </w:t>
+      </w:r>
+      <w:r>
+        <w:rPr>
+          <w:b/>
+          <w:bCs/>
+        </w:rPr>
+        <w:t xml:space="preserve">The cross-family feed is hard-scoped</w:t>
+      </w:r>
+      <w:r>
+        <w:t xml:space="preserve">:</w:t>
+      </w:r>
+      <w:r>
+        <w:t xml:space="preserve"> </w:t>
+      </w:r>
+      <w:r>
+        <w:rPr>
+          <w:rStyle w:val="VerbatimChar"/>
+        </w:rPr>
+        <w:t xml:space="preserve">kidsWallService.getChildPosts(null, …)</w:t>
+      </w:r>
+      <w:r>
+        <w:t xml:space="preserve"> </w:t>
+      </w:r>
+      <w:r>
+        <w:t xml:space="preserve">now ignores every caller-supplied filter and is hard-coded to approved + active posts from children who</w:t>
+      </w:r>
+      <w:r>
+        <w:t xml:space="preserve"> </w:t>
+      </w:r>
+      <w:r>
+        <w:rPr>
+          <w:b/>
+          <w:bCs/>
+        </w:rPr>
+        <w:t xml:space="preserve">currently</w:t>
+      </w:r>
+      <w:r>
+        <w:t xml:space="preserve"> </w:t>
+      </w:r>
+      <w:r>
+        <w:t xml:space="preserve">have real consent (a parent revoking consent removes that child’s existing posts from the feed immediately). The controller no longer forwards</w:t>
+      </w:r>
+      <w:r>
+        <w:t xml:space="preserve"> </w:t>
+      </w:r>
+      <w:r>
+        <w:rPr>
+          <w:rStyle w:val="VerbatimChar"/>
+        </w:rPr>
+        <w:t xml:space="preserve">req.query</w:t>
+      </w:r>
+      <w:r>
+        <w:t xml:space="preserve"> </w:t>
+      </w:r>
+      <w:r>
+        <w:t xml:space="preserve">into the query at all.</w:t>
+      </w:r>
+      <w:r>
+        <w:t xml:space="preserve"> </w:t>
+      </w:r>
+      <w:r>
+        <w:t xml:space="preserve">-</w:t>
+      </w:r>
+      <w:r>
+        <w:t xml:space="preserve"> </w:t>
+      </w:r>
+      <w:r>
+        <w:rPr>
+          <w:b/>
+          <w:bCs/>
+        </w:rPr>
+        <w:t xml:space="preserve">A migration</w:t>
+      </w:r>
+      <w:r>
+        <w:t xml:space="preserve"> </w:t>
+      </w:r>
+      <w:r>
+        <w:t xml:space="preserve">(</w:t>
+      </w:r>
+      <w:r>
+        <w:rPr>
+          <w:rStyle w:val="VerbatimChar"/>
+        </w:rPr>
+        <w:t xml:space="preserve">npm run migrate:kids-wall-consent-default</w:t>
+      </w:r>
+      <w:r>
+        <w:t xml:space="preserve">) finds children whose consent timestamp is within 60 seconds of profile creation — the fingerprint of the old auto-grant bug, not a later parent action — and resets them to the safe default; a consent timestamp meaningfully later than creation is left untouched.</w:t>
+      </w:r>
+      <w:r>
+        <w:t xml:space="preserve"> </w:t>
+      </w:r>
+      <w:r>
+        <w:rPr>
+          <w:b/>
+          <w:bCs/>
+        </w:rPr>
+        <w:t xml:space="preserve">Needs to be run against production</w:t>
+      </w:r>
+      <w:r>
+        <w:t xml:space="preserve"> </w:t>
+      </w:r>
+      <w:r>
+        <w:t xml:space="preserve">once this ships.</w:t>
+      </w:r>
+      <w:r>
+        <w:t xml:space="preserve"> </w:t>
+      </w:r>
+      <w:r>
+        <w:t xml:space="preserve">- Confirmed post moderation was already real (posts are created</w:t>
+      </w:r>
+      <w:r>
+        <w:t xml:space="preserve"> </w:t>
+      </w:r>
+      <w:r>
+        <w:rPr>
+          <w:rStyle w:val="VerbatimChar"/>
+        </w:rPr>
+        <w:t xml:space="preserve">isApproved: false</w:t>
+      </w:r>
+      <w:r>
+        <w:t xml:space="preserve">, pending admin/teacher approval) — only a stale code comment claiming otherwise needed correcting.</w:t>
+      </w:r>
+      <w:r>
+        <w:t xml:space="preserve"> </w:t>
+      </w:r>
+      <w:r>
+        <w:t xml:space="preserve">- 10 new tests, two of them real end-to-end tests against an in-memory MongoDB</w:t>
+      </w:r>
+      <w:r>
+        <w:t xml:space="preserve"> </w:t>
+      </w:r>
+      <w:r>
+        <w:t xml:space="preserve">(</w:t>
+      </w:r>
+      <w:r>
+        <w:rPr>
+          <w:rStyle w:val="VerbatimChar"/>
+        </w:rPr>
+        <w:t xml:space="preserve">tests/kidsWallConsent.enforcement.test.js</w:t>
+      </w:r>
+      <w:r>
+        <w:t xml:space="preserve">,</w:t>
+      </w:r>
+      <w:r>
+        <w:t xml:space="preserve"> </w:t>
+      </w:r>
+      <w:r>
+        <w:rPr>
+          <w:rStyle w:val="VerbatimChar"/>
+        </w:rPr>
+        <w:t xml:space="preserve">tests/kidsWallFeed.scoping.test.js</w:t>
+      </w:r>
+      <w:r>
+        <w:t xml:space="preserve">) that directly</w:t>
+      </w:r>
+      <w:r>
+        <w:t xml:space="preserve"> </w:t>
+      </w:r>
+      <w:r>
+        <w:t xml:space="preserve">reproduce and close the original bug scenario, plus front-end coverage for the new dialog.</w:t>
+      </w:r>
+      <w:r>
+        <w:t xml:space="preserve"> </w:t>
+      </w:r>
+      <w:r>
+        <w:t xml:space="preserve">- Full data map, the fix write-up, and a COPPA/LGPD gap checklist:</w:t>
+      </w:r>
+      <w:r>
+        <w:t xml:space="preserve"> </w:t>
+      </w:r>
+      <w:r>
+        <w:rPr>
+          <w:rStyle w:val="VerbatimChar"/>
+        </w:rPr>
+        <w:t xml:space="preserve">docs/CHILD_DATA_PRIVACY.md</w:t>
+      </w:r>
+      <w:r>
+        <w:t xml:space="preserve">,</w:t>
+      </w:r>
+      <w:r>
+        <w:t xml:space="preserve"> </w:t>
+      </w:r>
+      <w:r>
+        <w:rPr>
+          <w:rStyle w:val="VerbatimChar"/>
+        </w:rPr>
+        <w:t xml:space="preserve">docs/COPPA_LGPD_GAP_CHECKLIST.md</w:t>
+      </w:r>
+      <w:r>
+        <w:t xml:space="preserve">.</w:t>
+      </w:r>
+    </w:p>
+    <w:p>
+      <w:pPr>
+        <w:pStyle w:val="BodyText"/>
+      </w:pPr>
+      <w:r>
+        <w:rPr>
+          <w:b/>
+          <w:bCs/>
+        </w:rPr>
+        <w:t xml:space="preserve">Still open (tracked in the gap checklist, needs a client/legal decision, not a code fix):</w:t>
+      </w:r>
+      <w:r>
+        <w:t xml:space="preserve"> </w:t>
+      </w:r>
+      <w:r>
+        <w:t xml:space="preserve">whether the current consent action meets the</w:t>
+      </w:r>
+      <w:r>
+        <w:t xml:space="preserve"> </w:t>
+      </w:r>
+      <w:r>
+        <w:t xml:space="preserve">“verifiable”</w:t>
+      </w:r>
+      <w:r>
+        <w:t xml:space="preserve"> </w:t>
+      </w:r>
+      <w:r>
+        <w:t xml:space="preserve">bar COPPA describes for stronger cases, and whether the cross-family feed design itself (vs. same-family-only visibility) is the intended product model.</w:t>
       </w:r>
     </w:p>
     <w:bookmarkEnd w:id="44"/>
@@ -20531,7 +20993,7 @@
       </w:r>
     </w:p>
     <w:bookmarkEnd w:id="80"/>
-    <w:bookmarkStart w:id="82" w:name="X166cf0684829c710fed34c828e308c5d6d3c9ea"/>
+    <w:bookmarkStart w:id="82" w:name="Xcbec01020ffb0baae4f15b0ce57f63afa089f26"/>
     <w:p>
       <w:pPr>
         <w:pStyle w:val="Heading3"/>
@@ -20548,6 +21010,52 @@
           <w:bCs/>
         </w:rPr>
         <w:t xml:space="preserve">MEDIUM (COPPA/LGPD)</w:t>
+      </w:r>
+      <w:r>
+        <w:t xml:space="preserve"> </w:t>
+      </w:r>
+      <w:r>
+        <w:t xml:space="preserve">·</w:t>
+      </w:r>
+      <w:r>
+        <w:t xml:space="preserve"> </w:t>
+      </w:r>
+      <w:r>
+        <w:rPr>
+          <w:b/>
+          <w:bCs/>
+        </w:rPr>
+        <w:t xml:space="preserve">Status: FIXED (2026-09-11)</w:t>
+      </w:r>
+      <w:r>
+        <w:t xml:space="preserve"> </w:t>
+      </w:r>
+      <w:r>
+        <w:t xml:space="preserve">— the</w:t>
+      </w:r>
+      <w:r>
+        <w:t xml:space="preserve"> </w:t>
+      </w:r>
+      <w:r>
+        <w:rPr>
+          <w:rStyle w:val="VerbatimChar"/>
+        </w:rPr>
+        <w:t xml:space="preserve">requesterIp</w:t>
+      </w:r>
+      <w:r>
+        <w:t xml:space="preserve">/</w:t>
+      </w:r>
+      <w:r>
+        <w:rPr>
+          <w:rStyle w:val="VerbatimChar"/>
+        </w:rPr>
+        <w:t xml:space="preserve">x-forwarded-for</w:t>
+      </w:r>
+      <w:r>
+        <w:t xml:space="preserve"> </w:t>
+      </w:r>
+      <w:r>
+        <w:t xml:space="preserve">note below remains open</w:t>
       </w:r>
     </w:p>
     <w:p>
@@ -20931,6 +21439,208 @@
       </w:r>
       <w:r>
         <w:t xml:space="preserve">.</w:t>
+      </w:r>
+    </w:p>
+    <w:p>
+      <w:pPr>
+        <w:pStyle w:val="FirstParagraph"/>
+      </w:pPr>
+      <w:r>
+        <w:rPr>
+          <w:b/>
+          <w:bCs/>
+        </w:rPr>
+        <w:t xml:space="preserve">What shipped (2026-09-11):</w:t>
+      </w:r>
+      <w:r>
+        <w:t xml:space="preserve"> </w:t>
+      </w:r>
+      <w:r>
+        <w:rPr>
+          <w:rStyle w:val="VerbatimChar"/>
+        </w:rPr>
+        <w:t xml:space="preserve">purgeParentAccount</w:t>
+      </w:r>
+      <w:r>
+        <w:t xml:space="preserve"> </w:t>
+      </w:r>
+      <w:r>
+        <w:t xml:space="preserve">now also deletes</w:t>
+      </w:r>
+      <w:r>
+        <w:t xml:space="preserve"> </w:t>
+      </w:r>
+      <w:r>
+        <w:rPr>
+          <w:rStyle w:val="VerbatimChar"/>
+        </w:rPr>
+        <w:t xml:space="preserve">DevicePushToken</w:t>
+      </w:r>
+      <w:r>
+        <w:t xml:space="preserve"> </w:t>
+      </w:r>
+      <w:r>
+        <w:t xml:space="preserve">and</w:t>
+      </w:r>
+      <w:r>
+        <w:t xml:space="preserve"> </w:t>
+      </w:r>
+      <w:r>
+        <w:rPr>
+          <w:rStyle w:val="VerbatimChar"/>
+        </w:rPr>
+        <w:t xml:space="preserve">NotificationReceipt</w:t>
+      </w:r>
+      <w:r>
+        <w:t xml:space="preserve"> </w:t>
+      </w:r>
+      <w:r>
+        <w:t xml:space="preserve">by</w:t>
+      </w:r>
+      <w:r>
+        <w:t xml:space="preserve"> </w:t>
+      </w:r>
+      <w:r>
+        <w:rPr>
+          <w:rStyle w:val="VerbatimChar"/>
+        </w:rPr>
+        <w:t xml:space="preserve">userId</w:t>
+      </w:r>
+      <w:r>
+        <w:t xml:space="preserve">;</w:t>
+      </w:r>
+      <w:r>
+        <w:t xml:space="preserve"> </w:t>
+      </w:r>
+      <w:r>
+        <w:rPr>
+          <w:rStyle w:val="VerbatimChar"/>
+        </w:rPr>
+        <w:t xml:space="preserve">purgeChildData</w:t>
+      </w:r>
+      <w:r>
+        <w:t xml:space="preserve"> </w:t>
+      </w:r>
+      <w:r>
+        <w:t xml:space="preserve">now also deletes</w:t>
+      </w:r>
+      <w:r>
+        <w:t xml:space="preserve"> </w:t>
+      </w:r>
+      <w:r>
+        <w:rPr>
+          <w:rStyle w:val="VerbatimChar"/>
+        </w:rPr>
+        <w:t xml:space="preserve">NotificationReceipt</w:t>
+      </w:r>
+      <w:r>
+        <w:t xml:space="preserve"> </w:t>
+      </w:r>
+      <w:r>
+        <w:t xml:space="preserve">by</w:t>
+      </w:r>
+      <w:r>
+        <w:t xml:space="preserve"> </w:t>
+      </w:r>
+      <w:r>
+        <w:rPr>
+          <w:rStyle w:val="VerbatimChar"/>
+        </w:rPr>
+        <w:t xml:space="preserve">childId</w:t>
+      </w:r>
+      <w:r>
+        <w:t xml:space="preserve">. A new</w:t>
+      </w:r>
+      <w:r>
+        <w:t xml:space="preserve"> </w:t>
+      </w:r>
+      <w:r>
+        <w:rPr>
+          <w:rStyle w:val="VerbatimChar"/>
+        </w:rPr>
+        <w:t xml:space="preserve">sweepOrphanedParentMedia</w:t>
+      </w:r>
+      <w:r>
+        <w:t xml:space="preserve"> </w:t>
+      </w:r>
+      <w:r>
+        <w:t xml:space="preserve">runs after all of a parent’s children have been purged and hard-deletes (Mongo + S3) any</w:t>
+      </w:r>
+      <w:r>
+        <w:t xml:space="preserve"> </w:t>
+      </w:r>
+      <w:r>
+        <w:rPr>
+          <w:rStyle w:val="VerbatimChar"/>
+        </w:rPr>
+        <w:t xml:space="preserve">Media</w:t>
+      </w:r>
+      <w:r>
+        <w:t xml:space="preserve"> </w:t>
+      </w:r>
+      <w:r>
+        <w:t xml:space="preserve">still tagged</w:t>
+      </w:r>
+      <w:r>
+        <w:t xml:space="preserve"> </w:t>
+      </w:r>
+      <w:r>
+        <w:rPr>
+          <w:rStyle w:val="VerbatimChar"/>
+        </w:rPr>
+        <w:t xml:space="preserve">uploadedBy</w:t>
+      </w:r>
+      <w:r>
+        <w:t xml:space="preserve"> </w:t>
+      </w:r>
+      <w:r>
+        <w:t xml:space="preserve">that parent. 3 new tests in</w:t>
+      </w:r>
+      <w:r>
+        <w:t xml:space="preserve"> </w:t>
+      </w:r>
+      <w:r>
+        <w:rPr>
+          <w:rStyle w:val="VerbatimChar"/>
+        </w:rPr>
+        <w:t xml:space="preserve">tests/accountDeletion.service.test.js</w:t>
+      </w:r>
+      <w:r>
+        <w:t xml:space="preserve"> </w:t>
+      </w:r>
+      <w:r>
+        <w:t xml:space="preserve">cover all three additions directly.</w:t>
+      </w:r>
+      <w:r>
+        <w:t xml:space="preserve"> </w:t>
+      </w:r>
+      <w:r>
+        <w:rPr>
+          <w:b/>
+          <w:bCs/>
+        </w:rPr>
+        <w:t xml:space="preserve">Still open:</w:t>
+      </w:r>
+      <w:r>
+        <w:t xml:space="preserve"> </w:t>
+      </w:r>
+      <w:r>
+        <w:t xml:space="preserve">the</w:t>
+      </w:r>
+      <w:r>
+        <w:t xml:space="preserve"> </w:t>
+      </w:r>
+      <w:r>
+        <w:rPr>
+          <w:rStyle w:val="VerbatimChar"/>
+        </w:rPr>
+        <w:t xml:space="preserve">requesterIp</w:t>
+      </w:r>
+      <w:r>
+        <w:t xml:space="preserve"> </w:t>
+      </w:r>
+      <w:r>
+        <w:t xml:space="preserve">capture for the deletion-request audit trail still trusts a client-suppliable header — not touched in this chunk, low severity (audit-trail metadata, not an access-control decision).</w:t>
       </w:r>
     </w:p>
     <w:bookmarkEnd w:id="82"/>
